--- a/doc/Redis Cache.docx
+++ b/doc/Redis Cache.docx
@@ -1,12 +1,11 @@
 
 <file path=word/document.xml><?xml version="1.0" encoding="utf-8"?>
-<w:document xmlns:wpc="http://schemas.microsoft.com/office/word/2010/wordprocessingCanvas" xmlns:mc="http://schemas.openxmlformats.org/markup-compatibility/2006" xmlns:o="urn:schemas-microsoft-com:office:office" xmlns:r="http://schemas.openxmlformats.org/officeDocument/2006/relationships" xmlns:m="http://schemas.openxmlformats.org/officeDocument/2006/math" xmlns:v="urn:schemas-microsoft-com:vml" xmlns:wp14="http://schemas.microsoft.com/office/word/2010/wordprocessingDrawing" xmlns:wp="http://schemas.openxmlformats.org/drawingml/2006/wordprocessingDrawing" xmlns:w="http://schemas.openxmlformats.org/wordprocessingml/2006/main" xmlns:w14="http://schemas.microsoft.com/office/word/2010/wordml" xmlns:w10="urn:schemas-microsoft-com:office:word" xmlns:w15="http://schemas.microsoft.com/office/word/2012/wordml" xmlns:wpg="http://schemas.microsoft.com/office/word/2010/wordprocessingGroup" xmlns:wpi="http://schemas.microsoft.com/office/word/2010/wordprocessingInk" xmlns:wne="http://schemas.microsoft.com/office/word/2006/wordml" xmlns:wps="http://schemas.microsoft.com/office/word/2010/wordprocessingShape" xmlns:wpsCustomData="http://www.wps.cn/officeDocument/2013/wpsCustomData" mc:Ignorable="w14 w15 wp14">
+<w:document xmlns:wpc="http://schemas.microsoft.com/office/word/2010/wordprocessingCanvas" xmlns:cx="http://schemas.microsoft.com/office/drawing/2014/chartex" xmlns:cx1="http://schemas.microsoft.com/office/drawing/2015/9/8/chartex" xmlns:cx2="http://schemas.microsoft.com/office/drawing/2015/10/21/chartex" xmlns:cx3="http://schemas.microsoft.com/office/drawing/2016/5/9/chartex" xmlns:cx4="http://schemas.microsoft.com/office/drawing/2016/5/10/chartex" xmlns:cx5="http://schemas.microsoft.com/office/drawing/2016/5/11/chartex" xmlns:cx6="http://schemas.microsoft.com/office/drawing/2016/5/12/chartex" xmlns:cx7="http://schemas.microsoft.com/office/drawing/2016/5/13/chartex" xmlns:cx8="http://schemas.microsoft.com/office/drawing/2016/5/14/chartex" xmlns:mc="http://schemas.openxmlformats.org/markup-compatibility/2006" xmlns:aink="http://schemas.microsoft.com/office/drawing/2016/ink" xmlns:am3d="http://schemas.microsoft.com/office/drawing/2017/model3d" xmlns:o="urn:schemas-microsoft-com:office:office" xmlns:oel="http://schemas.microsoft.com/office/2019/extlst" xmlns:r="http://schemas.openxmlformats.org/officeDocument/2006/relationships" xmlns:m="http://schemas.openxmlformats.org/officeDocument/2006/math" xmlns:v="urn:schemas-microsoft-com:vml" xmlns:wp14="http://schemas.microsoft.com/office/word/2010/wordprocessingDrawing" xmlns:wp="http://schemas.openxmlformats.org/drawingml/2006/wordprocessingDrawing" xmlns:w10="urn:schemas-microsoft-com:office:word" xmlns:w="http://schemas.openxmlformats.org/wordprocessingml/2006/main" xmlns:w14="http://schemas.microsoft.com/office/word/2010/wordml" xmlns:w15="http://schemas.microsoft.com/office/word/2012/wordml" xmlns:w16cex="http://schemas.microsoft.com/office/word/2018/wordml/cex" xmlns:w16cid="http://schemas.microsoft.com/office/word/2016/wordml/cid" xmlns:w16="http://schemas.microsoft.com/office/word/2018/wordml" xmlns:w16du="http://schemas.microsoft.com/office/word/2023/wordml/word16du" xmlns:w16sdtdh="http://schemas.microsoft.com/office/word/2020/wordml/sdtdatahash" xmlns:w16se="http://schemas.microsoft.com/office/word/2015/wordml/symex" xmlns:wpg="http://schemas.microsoft.com/office/word/2010/wordprocessingGroup" xmlns:wpi="http://schemas.microsoft.com/office/word/2010/wordprocessingInk" xmlns:wne="http://schemas.microsoft.com/office/word/2006/wordml" xmlns:wps="http://schemas.microsoft.com/office/word/2010/wordprocessingShape" mc:Ignorable="w14 w15 w16se w16cid w16 w16cex w16sdtdh w16du wp14">
   <w:body>
     <w:p>
       <w:pPr>
         <w:jc w:val="center"/>
         <w:rPr>
-          <w:rFonts w:hint="default"/>
           <w:b/>
           <w:bCs/>
           <w:sz w:val="36"/>
@@ -16,7 +15,6 @@
       </w:pPr>
       <w:r>
         <w:rPr>
-          <w:rFonts w:hint="default"/>
           <w:b/>
           <w:bCs/>
           <w:sz w:val="36"/>
@@ -29,128 +27,566 @@
     <w:p>
       <w:pPr>
         <w:rPr>
-          <w:rFonts w:hint="default"/>
-          <w:lang w:val="en-IN"/>
-        </w:rPr>
-      </w:pPr>
-    </w:p>
-    <w:p>
-      <w:pPr>
-        <w:rPr>
-          <w:rFonts w:hint="default"/>
-          <w:lang w:val="en-IN"/>
-        </w:rPr>
-      </w:pPr>
-      <w:r>
-        <w:rPr>
-          <w:rFonts w:hint="default"/>
-          <w:lang w:val="en-IN"/>
-        </w:rPr>
-        <w:fldChar w:fldCharType="begin"/>
-      </w:r>
-      <w:r>
-        <w:rPr>
-          <w:rFonts w:hint="default"/>
-          <w:lang w:val="en-IN"/>
-        </w:rPr>
-        <w:instrText xml:space="preserve"> HYPERLINK "https://www.geeksforgeeks.org/advance-java/spring-boot-caching-with-redis/" </w:instrText>
-      </w:r>
-      <w:r>
-        <w:rPr>
-          <w:rFonts w:hint="default"/>
-          <w:lang w:val="en-IN"/>
-        </w:rPr>
-        <w:fldChar w:fldCharType="separate"/>
-      </w:r>
-      <w:r>
-        <w:rPr>
-          <w:rStyle w:val="4"/>
-          <w:rFonts w:hint="default"/>
-          <w:lang w:val="en-IN"/>
-        </w:rPr>
-        <w:t>https://www.geeksforgeeks.org/advance-java/spring-boot-caching-with-redis/</w:t>
-      </w:r>
-      <w:r>
-        <w:rPr>
-          <w:rFonts w:hint="default"/>
-          <w:lang w:val="en-IN"/>
-        </w:rPr>
-        <w:fldChar w:fldCharType="end"/>
-      </w:r>
-    </w:p>
-    <w:p>
-      <w:pPr>
-        <w:rPr>
-          <w:rFonts w:hint="default"/>
-          <w:lang w:val="en-IN"/>
-        </w:rPr>
-      </w:pPr>
-    </w:p>
-    <w:p>
-      <w:pPr>
-        <w:rPr>
-          <w:rFonts w:hint="default"/>
-          <w:lang w:val="en-IN"/>
-        </w:rPr>
-      </w:pPr>
-      <w:r>
-        <w:rPr>
-          <w:rFonts w:hint="default"/>
-          <w:lang w:val="en-IN"/>
-        </w:rPr>
-        <w:t xml:space="preserve">Actually redis Cache manager configuration is missed in the above tutorial, so I added that </w:t>
-      </w:r>
-      <w:bookmarkStart w:id="0" w:name="_GoBack"/>
-      <w:bookmarkEnd w:id="0"/>
-      <w:r>
-        <w:rPr>
-          <w:rFonts w:hint="default"/>
-          <w:lang w:val="en-IN"/>
-        </w:rPr>
-        <w:t>configuration in the config folder, do check the code.</w:t>
-      </w:r>
-    </w:p>
-    <w:p>
-      <w:pPr>
-        <w:rPr>
-          <w:rFonts w:hint="default"/>
-          <w:lang w:val="en-IN"/>
-        </w:rPr>
-      </w:pPr>
-    </w:p>
-    <w:p>
-      <w:pPr>
-        <w:rPr>
-          <w:rFonts w:hint="default"/>
-          <w:lang w:val="en-IN"/>
-        </w:rPr>
-      </w:pPr>
-      <w:r>
-        <w:rPr>
-          <w:rFonts w:hint="default"/>
-          <w:lang w:val="en-IN"/>
-        </w:rPr>
-        <w:t>Then refer the code in the github</w:t>
-      </w:r>
-    </w:p>
-    <w:p>
-      <w:pPr>
-        <w:rPr>
-          <w:rFonts w:hint="default"/>
-          <w:lang w:val="en-IN"/>
-        </w:rPr>
-      </w:pPr>
-    </w:p>
-    <w:p>
-      <w:pPr>
-        <w:rPr>
-          <w:rFonts w:hint="default"/>
-          <w:lang w:val="en-IN"/>
-        </w:rPr>
-      </w:pPr>
-      <w:r>
-        <w:rPr>
-          <w:rFonts w:hint="default"/>
+          <w:lang w:val="en-IN"/>
+        </w:rPr>
+      </w:pPr>
+    </w:p>
+    <w:p>
+      <w:pPr>
+        <w:rPr>
+          <w:lang w:val="en-IN"/>
+        </w:rPr>
+      </w:pPr>
+      <w:hyperlink r:id="rId5" w:history="1">
+        <w:r>
+          <w:rPr>
+            <w:rStyle w:val="Hyperlink"/>
+            <w:lang w:val="en-IN"/>
+          </w:rPr>
+          <w:t>https://www.geeksforgeeks.org/advance-java/spring-boot-caching-with-redis/</w:t>
+        </w:r>
+      </w:hyperlink>
+    </w:p>
+    <w:p>
+      <w:pPr>
+        <w:rPr>
+          <w:lang w:val="en-IN"/>
+        </w:rPr>
+      </w:pPr>
+    </w:p>
+    <w:p>
+      <w:pPr>
+        <w:rPr>
+          <w:lang w:val="en-IN"/>
+        </w:rPr>
+      </w:pPr>
+      <w:r>
+        <w:rPr>
+          <w:lang w:val="en-IN"/>
+        </w:rPr>
+        <w:t xml:space="preserve">Actually </w:t>
+      </w:r>
+      <w:proofErr w:type="spellStart"/>
+      <w:r>
+        <w:rPr>
+          <w:lang w:val="en-IN"/>
+        </w:rPr>
+        <w:t>redis</w:t>
+      </w:r>
+      <w:proofErr w:type="spellEnd"/>
+      <w:r>
+        <w:rPr>
+          <w:lang w:val="en-IN"/>
+        </w:rPr>
+        <w:t xml:space="preserve"> Cache manager configuration is missed in the above tutorial, so I added that configuration in the config folder, do check the code.</w:t>
+      </w:r>
+    </w:p>
+    <w:p>
+      <w:pPr>
+        <w:rPr>
+          <w:lang w:val="en-IN"/>
+        </w:rPr>
+      </w:pPr>
+    </w:p>
+    <w:p>
+      <w:pPr>
+        <w:pStyle w:val="NormalWeb"/>
+        <w:rPr>
+          <w:rFonts w:asciiTheme="minorHAnsi" w:hAnsiTheme="minorHAnsi" w:cstheme="minorHAnsi"/>
+          <w:sz w:val="18"/>
+          <w:szCs w:val="18"/>
+        </w:rPr>
+      </w:pPr>
+      <w:r>
+        <w:rPr>
+          <w:rFonts w:asciiTheme="minorHAnsi" w:hAnsiTheme="minorHAnsi" w:cstheme="minorHAnsi"/>
+          <w:sz w:val="18"/>
+          <w:szCs w:val="18"/>
+        </w:rPr>
+        <w:t xml:space="preserve">Added the below lines for </w:t>
+      </w:r>
+      <w:r>
+        <w:rPr>
+          <w:rStyle w:val="Strong"/>
+          <w:rFonts w:asciiTheme="minorHAnsi" w:hAnsiTheme="minorHAnsi" w:cstheme="minorHAnsi"/>
+          <w:sz w:val="18"/>
+          <w:szCs w:val="18"/>
+        </w:rPr>
+        <w:t>TTL (Time To Live)</w:t>
+      </w:r>
+      <w:r>
+        <w:rPr>
+          <w:rFonts w:asciiTheme="minorHAnsi" w:hAnsiTheme="minorHAnsi" w:cstheme="minorHAnsi"/>
+          <w:sz w:val="18"/>
+          <w:szCs w:val="18"/>
+        </w:rPr>
+        <w:t xml:space="preserve"> = how long data stays in Redis cache before it is </w:t>
+      </w:r>
+      <w:r>
+        <w:rPr>
+          <w:rStyle w:val="Strong"/>
+          <w:rFonts w:asciiTheme="minorHAnsi" w:hAnsiTheme="minorHAnsi" w:cstheme="minorHAnsi"/>
+          <w:sz w:val="18"/>
+          <w:szCs w:val="18"/>
+        </w:rPr>
+        <w:t>automatically removed</w:t>
+      </w:r>
+      <w:r>
+        <w:rPr>
+          <w:rFonts w:asciiTheme="minorHAnsi" w:hAnsiTheme="minorHAnsi" w:cstheme="minorHAnsi"/>
+          <w:sz w:val="18"/>
+          <w:szCs w:val="18"/>
+        </w:rPr>
+        <w:t>.</w:t>
+      </w:r>
+    </w:p>
+    <w:p>
+      <w:pPr>
+        <w:pStyle w:val="NormalWeb"/>
+        <w:rPr>
+          <w:rFonts w:asciiTheme="minorHAnsi" w:hAnsiTheme="minorHAnsi" w:cstheme="minorHAnsi"/>
+          <w:sz w:val="18"/>
+          <w:szCs w:val="18"/>
+        </w:rPr>
+      </w:pPr>
+      <w:r>
+        <w:rPr>
+          <w:rFonts w:asciiTheme="minorHAnsi" w:hAnsiTheme="minorHAnsi" w:cstheme="minorHAnsi"/>
+          <w:sz w:val="18"/>
+          <w:szCs w:val="18"/>
+        </w:rPr>
+        <w:t xml:space="preserve">  </w:t>
+      </w:r>
+      <w:proofErr w:type="spellStart"/>
+      <w:r>
+        <w:rPr>
+          <w:rStyle w:val="HTMLCode"/>
+          <w:rFonts w:asciiTheme="minorHAnsi" w:hAnsiTheme="minorHAnsi" w:cstheme="minorHAnsi"/>
+          <w:sz w:val="18"/>
+          <w:szCs w:val="18"/>
+        </w:rPr>
+        <w:t>entryTtl</w:t>
+      </w:r>
+      <w:proofErr w:type="spellEnd"/>
+      <w:r>
+        <w:rPr>
+          <w:rStyle w:val="HTMLCode"/>
+          <w:rFonts w:asciiTheme="minorHAnsi" w:hAnsiTheme="minorHAnsi" w:cstheme="minorHAnsi"/>
+          <w:sz w:val="18"/>
+          <w:szCs w:val="18"/>
+        </w:rPr>
+        <w:t>(10 minutes)</w:t>
+      </w:r>
+      <w:r>
+        <w:rPr>
+          <w:rFonts w:asciiTheme="minorHAnsi" w:hAnsiTheme="minorHAnsi" w:cstheme="minorHAnsi"/>
+          <w:sz w:val="18"/>
+          <w:szCs w:val="18"/>
+        </w:rPr>
+        <w:t xml:space="preserve"> → cache expires after 10 mins</w:t>
+      </w:r>
+    </w:p>
+    <w:p>
+      <w:pPr>
+        <w:pStyle w:val="NormalWeb"/>
+        <w:rPr>
+          <w:rFonts w:asciiTheme="minorHAnsi" w:hAnsiTheme="minorHAnsi" w:cstheme="minorHAnsi"/>
+          <w:sz w:val="18"/>
+          <w:szCs w:val="18"/>
+        </w:rPr>
+      </w:pPr>
+      <w:r>
+        <w:rPr>
+          <w:rFonts w:asciiTheme="minorHAnsi" w:hAnsiTheme="minorHAnsi" w:cstheme="minorHAnsi"/>
+          <w:sz w:val="18"/>
+          <w:szCs w:val="18"/>
+        </w:rPr>
+        <w:t xml:space="preserve">  </w:t>
+      </w:r>
+      <w:proofErr w:type="spellStart"/>
+      <w:r>
+        <w:rPr>
+          <w:rStyle w:val="HTMLCode"/>
+          <w:rFonts w:asciiTheme="minorHAnsi" w:hAnsiTheme="minorHAnsi" w:cstheme="minorHAnsi"/>
+          <w:sz w:val="18"/>
+          <w:szCs w:val="18"/>
+        </w:rPr>
+        <w:t>disableCachingNullValues</w:t>
+      </w:r>
+      <w:proofErr w:type="spellEnd"/>
+      <w:r>
+        <w:rPr>
+          <w:rStyle w:val="HTMLCode"/>
+          <w:rFonts w:asciiTheme="minorHAnsi" w:hAnsiTheme="minorHAnsi" w:cstheme="minorHAnsi"/>
+          <w:sz w:val="18"/>
+          <w:szCs w:val="18"/>
+        </w:rPr>
+        <w:t>()</w:t>
+      </w:r>
+      <w:r>
+        <w:rPr>
+          <w:rFonts w:asciiTheme="minorHAnsi" w:hAnsiTheme="minorHAnsi" w:cstheme="minorHAnsi"/>
+          <w:sz w:val="18"/>
+          <w:szCs w:val="18"/>
+        </w:rPr>
+        <w:t xml:space="preserve"> → don’t cache null results</w:t>
+      </w:r>
+    </w:p>
+    <w:p>
+      <w:pPr>
+        <w:pStyle w:val="NormalWeb"/>
+        <w:rPr>
+          <w:rFonts w:asciiTheme="minorHAnsi" w:hAnsiTheme="minorHAnsi" w:cstheme="minorHAnsi"/>
+          <w:sz w:val="18"/>
+          <w:szCs w:val="18"/>
+        </w:rPr>
+      </w:pPr>
+    </w:p>
+    <w:p>
+      <w:pPr>
+        <w:pStyle w:val="NormalWeb"/>
+        <w:rPr>
+          <w:rFonts w:asciiTheme="minorHAnsi" w:hAnsiTheme="minorHAnsi" w:cstheme="minorHAnsi"/>
+          <w:sz w:val="18"/>
+          <w:szCs w:val="18"/>
+        </w:rPr>
+      </w:pPr>
+      <w:r>
+        <w:rPr>
+          <w:rFonts w:asciiTheme="minorHAnsi" w:hAnsiTheme="minorHAnsi" w:cstheme="minorHAnsi"/>
+          <w:sz w:val="18"/>
+          <w:szCs w:val="18"/>
+        </w:rPr>
+        <w:t>Without TTL:</w:t>
+      </w:r>
+    </w:p>
+    <w:p>
+      <w:pPr>
+        <w:pStyle w:val="NormalWeb"/>
+        <w:numPr>
+          <w:ilvl w:val="0"/>
+          <w:numId w:val="2"/>
+        </w:numPr>
+        <w:rPr>
+          <w:rFonts w:asciiTheme="minorHAnsi" w:hAnsiTheme="minorHAnsi" w:cstheme="minorHAnsi"/>
+          <w:sz w:val="18"/>
+          <w:szCs w:val="18"/>
+        </w:rPr>
+      </w:pPr>
+      <w:r>
+        <w:rPr>
+          <w:rFonts w:asciiTheme="minorHAnsi" w:hAnsiTheme="minorHAnsi" w:cstheme="minorHAnsi"/>
+          <w:sz w:val="18"/>
+          <w:szCs w:val="18"/>
+        </w:rPr>
+        <w:t xml:space="preserve">Cache grows endlessly </w:t>
+      </w:r>
+      <w:r>
+        <w:rPr>
+          <w:rFonts w:ascii="Segoe UI Emoji" w:hAnsi="Segoe UI Emoji" w:cs="Segoe UI Emoji"/>
+          <w:sz w:val="18"/>
+          <w:szCs w:val="18"/>
+        </w:rPr>
+        <w:t>❌</w:t>
+      </w:r>
+    </w:p>
+    <w:p>
+      <w:pPr>
+        <w:pStyle w:val="NormalWeb"/>
+        <w:numPr>
+          <w:ilvl w:val="0"/>
+          <w:numId w:val="2"/>
+        </w:numPr>
+        <w:rPr>
+          <w:rFonts w:asciiTheme="minorHAnsi" w:hAnsiTheme="minorHAnsi" w:cstheme="minorHAnsi"/>
+          <w:sz w:val="18"/>
+          <w:szCs w:val="18"/>
+        </w:rPr>
+      </w:pPr>
+      <w:r>
+        <w:rPr>
+          <w:rFonts w:asciiTheme="minorHAnsi" w:hAnsiTheme="minorHAnsi" w:cstheme="minorHAnsi"/>
+          <w:sz w:val="18"/>
+          <w:szCs w:val="18"/>
+        </w:rPr>
+        <w:t xml:space="preserve">Memory overflow </w:t>
+      </w:r>
+      <w:r>
+        <w:rPr>
+          <w:rFonts w:ascii="Segoe UI Emoji" w:hAnsi="Segoe UI Emoji" w:cs="Segoe UI Emoji"/>
+          <w:sz w:val="18"/>
+          <w:szCs w:val="18"/>
+        </w:rPr>
+        <w:t>❌</w:t>
+      </w:r>
+    </w:p>
+    <w:p>
+      <w:pPr>
+        <w:pStyle w:val="NormalWeb"/>
+        <w:numPr>
+          <w:ilvl w:val="0"/>
+          <w:numId w:val="2"/>
+        </w:numPr>
+        <w:rPr>
+          <w:rFonts w:asciiTheme="minorHAnsi" w:hAnsiTheme="minorHAnsi" w:cstheme="minorHAnsi"/>
+          <w:sz w:val="18"/>
+          <w:szCs w:val="18"/>
+        </w:rPr>
+      </w:pPr>
+      <w:r>
+        <w:rPr>
+          <w:rFonts w:asciiTheme="minorHAnsi" w:hAnsiTheme="minorHAnsi" w:cstheme="minorHAnsi"/>
+          <w:sz w:val="18"/>
+          <w:szCs w:val="18"/>
+        </w:rPr>
+        <w:t xml:space="preserve">Stale (old) data served </w:t>
+      </w:r>
+      <w:r>
+        <w:rPr>
+          <w:rFonts w:ascii="Segoe UI Emoji" w:hAnsi="Segoe UI Emoji" w:cs="Segoe UI Emoji"/>
+          <w:sz w:val="18"/>
+          <w:szCs w:val="18"/>
+        </w:rPr>
+        <w:t>❌</w:t>
+      </w:r>
+    </w:p>
+    <w:p>
+      <w:pPr>
+        <w:pStyle w:val="NormalWeb"/>
+        <w:rPr>
+          <w:rFonts w:asciiTheme="minorHAnsi" w:hAnsiTheme="minorHAnsi" w:cstheme="minorHAnsi"/>
+          <w:sz w:val="18"/>
+          <w:szCs w:val="18"/>
+        </w:rPr>
+      </w:pPr>
+      <w:r>
+        <w:rPr>
+          <w:rFonts w:asciiTheme="minorHAnsi" w:hAnsiTheme="minorHAnsi" w:cstheme="minorHAnsi"/>
+          <w:sz w:val="18"/>
+          <w:szCs w:val="18"/>
+        </w:rPr>
+        <w:t>With TTL:</w:t>
+      </w:r>
+    </w:p>
+    <w:p>
+      <w:pPr>
+        <w:pStyle w:val="NormalWeb"/>
+        <w:numPr>
+          <w:ilvl w:val="0"/>
+          <w:numId w:val="3"/>
+        </w:numPr>
+        <w:rPr>
+          <w:rFonts w:asciiTheme="minorHAnsi" w:hAnsiTheme="minorHAnsi" w:cstheme="minorHAnsi"/>
+          <w:sz w:val="18"/>
+          <w:szCs w:val="18"/>
+        </w:rPr>
+      </w:pPr>
+      <w:r>
+        <w:rPr>
+          <w:rFonts w:asciiTheme="minorHAnsi" w:hAnsiTheme="minorHAnsi" w:cstheme="minorHAnsi"/>
+          <w:sz w:val="18"/>
+          <w:szCs w:val="18"/>
+        </w:rPr>
+        <w:t xml:space="preserve">Fresh data </w:t>
+      </w:r>
+      <w:r>
+        <w:rPr>
+          <w:rFonts w:ascii="Segoe UI Emoji" w:hAnsi="Segoe UI Emoji" w:cs="Segoe UI Emoji"/>
+          <w:sz w:val="18"/>
+          <w:szCs w:val="18"/>
+        </w:rPr>
+        <w:t>✅</w:t>
+      </w:r>
+    </w:p>
+    <w:p>
+      <w:pPr>
+        <w:pStyle w:val="NormalWeb"/>
+        <w:numPr>
+          <w:ilvl w:val="0"/>
+          <w:numId w:val="3"/>
+        </w:numPr>
+        <w:rPr>
+          <w:rFonts w:asciiTheme="minorHAnsi" w:hAnsiTheme="minorHAnsi" w:cstheme="minorHAnsi"/>
+          <w:sz w:val="18"/>
+          <w:szCs w:val="18"/>
+        </w:rPr>
+      </w:pPr>
+      <w:r>
+        <w:rPr>
+          <w:rFonts w:asciiTheme="minorHAnsi" w:hAnsiTheme="minorHAnsi" w:cstheme="minorHAnsi"/>
+          <w:sz w:val="18"/>
+          <w:szCs w:val="18"/>
+        </w:rPr>
+        <w:t xml:space="preserve">Controlled memory usage </w:t>
+      </w:r>
+      <w:r>
+        <w:rPr>
+          <w:rFonts w:ascii="Segoe UI Emoji" w:hAnsi="Segoe UI Emoji" w:cs="Segoe UI Emoji"/>
+          <w:sz w:val="18"/>
+          <w:szCs w:val="18"/>
+        </w:rPr>
+        <w:t>✅</w:t>
+      </w:r>
+    </w:p>
+    <w:p>
+      <w:pPr>
+        <w:pStyle w:val="NormalWeb"/>
+        <w:numPr>
+          <w:ilvl w:val="0"/>
+          <w:numId w:val="3"/>
+        </w:numPr>
+        <w:rPr>
+          <w:rFonts w:asciiTheme="minorHAnsi" w:hAnsiTheme="minorHAnsi" w:cstheme="minorHAnsi"/>
+          <w:sz w:val="18"/>
+          <w:szCs w:val="18"/>
+        </w:rPr>
+      </w:pPr>
+      <w:r>
+        <w:rPr>
+          <w:rFonts w:asciiTheme="minorHAnsi" w:hAnsiTheme="minorHAnsi" w:cstheme="minorHAnsi"/>
+          <w:sz w:val="18"/>
+          <w:szCs w:val="18"/>
+        </w:rPr>
+        <w:t xml:space="preserve">Auto-cleanup </w:t>
+      </w:r>
+      <w:r>
+        <w:rPr>
+          <w:rFonts w:ascii="Segoe UI Emoji" w:hAnsi="Segoe UI Emoji" w:cs="Segoe UI Emoji"/>
+          <w:sz w:val="18"/>
+          <w:szCs w:val="18"/>
+        </w:rPr>
+        <w:t>✅</w:t>
+      </w:r>
+    </w:p>
+    <w:p>
+      <w:pPr>
+        <w:pStyle w:val="NormalWeb"/>
+        <w:rPr>
+          <w:rFonts w:asciiTheme="minorHAnsi" w:hAnsiTheme="minorHAnsi" w:cstheme="minorHAnsi"/>
+          <w:sz w:val="18"/>
+          <w:szCs w:val="18"/>
+        </w:rPr>
+      </w:pPr>
+    </w:p>
+    <w:p>
+      <w:pPr>
+        <w:pStyle w:val="NormalWeb"/>
+        <w:rPr>
+          <w:rFonts w:asciiTheme="minorHAnsi" w:hAnsiTheme="minorHAnsi" w:cstheme="minorHAnsi"/>
+          <w:sz w:val="18"/>
+          <w:szCs w:val="18"/>
+        </w:rPr>
+      </w:pPr>
+      <w:r>
+        <w:rPr>
+          <w:rFonts w:asciiTheme="minorHAnsi" w:hAnsiTheme="minorHAnsi" w:cstheme="minorHAnsi"/>
+          <w:sz w:val="18"/>
+          <w:szCs w:val="18"/>
+        </w:rPr>
+        <w:t>Example:</w:t>
+      </w:r>
+    </w:p>
+    <w:p>
+      <w:pPr>
+        <w:pStyle w:val="NormalWeb"/>
+        <w:numPr>
+          <w:ilvl w:val="0"/>
+          <w:numId w:val="1"/>
+        </w:numPr>
+        <w:rPr>
+          <w:rFonts w:asciiTheme="minorHAnsi" w:hAnsiTheme="minorHAnsi" w:cstheme="minorHAnsi"/>
+          <w:sz w:val="18"/>
+          <w:szCs w:val="18"/>
+        </w:rPr>
+      </w:pPr>
+      <w:r>
+        <w:rPr>
+          <w:rFonts w:asciiTheme="minorHAnsi" w:hAnsiTheme="minorHAnsi" w:cstheme="minorHAnsi"/>
+          <w:sz w:val="18"/>
+          <w:szCs w:val="18"/>
+        </w:rPr>
+        <w:t>TTL = 10 minutes</w:t>
+      </w:r>
+    </w:p>
+    <w:p>
+      <w:pPr>
+        <w:pStyle w:val="NormalWeb"/>
+        <w:numPr>
+          <w:ilvl w:val="0"/>
+          <w:numId w:val="1"/>
+        </w:numPr>
+        <w:rPr>
+          <w:rFonts w:asciiTheme="minorHAnsi" w:hAnsiTheme="minorHAnsi" w:cstheme="minorHAnsi"/>
+          <w:sz w:val="18"/>
+          <w:szCs w:val="18"/>
+        </w:rPr>
+      </w:pPr>
+      <w:r>
+        <w:rPr>
+          <w:rFonts w:asciiTheme="minorHAnsi" w:hAnsiTheme="minorHAnsi" w:cstheme="minorHAnsi"/>
+          <w:sz w:val="18"/>
+          <w:szCs w:val="18"/>
+        </w:rPr>
+        <w:t>After 10 minutes → Redis deletes the key</w:t>
+      </w:r>
+    </w:p>
+    <w:p>
+      <w:pPr>
+        <w:rPr>
+          <w:lang w:val="en-IN"/>
+        </w:rPr>
+      </w:pPr>
+    </w:p>
+    <w:p>
+      <w:pPr>
+        <w:rPr>
+          <w:lang w:val="en-IN"/>
+        </w:rPr>
+      </w:pPr>
+    </w:p>
+    <w:p>
+      <w:pPr>
+        <w:rPr>
+          <w:lang w:val="en-IN"/>
+        </w:rPr>
+      </w:pPr>
+    </w:p>
+    <w:p>
+      <w:pPr>
+        <w:rPr>
+          <w:lang w:val="en-IN"/>
+        </w:rPr>
+      </w:pPr>
+      <w:r>
+        <w:rPr>
+          <w:lang w:val="en-IN"/>
+        </w:rPr>
+        <w:t xml:space="preserve">Then refer the code in the </w:t>
+      </w:r>
+      <w:proofErr w:type="spellStart"/>
+      <w:r>
+        <w:rPr>
+          <w:lang w:val="en-IN"/>
+        </w:rPr>
+        <w:t>github</w:t>
+      </w:r>
+      <w:proofErr w:type="spellEnd"/>
+    </w:p>
+    <w:p>
+      <w:pPr>
+        <w:rPr>
+          <w:lang w:val="en-IN"/>
+        </w:rPr>
+      </w:pPr>
+    </w:p>
+    <w:p>
+      <w:pPr>
+        <w:rPr>
+          <w:lang w:val="en-IN"/>
+        </w:rPr>
+      </w:pPr>
+      <w:r>
+        <w:rPr>
           <w:lang w:val="en-IN"/>
         </w:rPr>
         <w:t xml:space="preserve">Start the application, check the DB whether tables are created o not </w:t>
@@ -158,6 +594,10 @@
     </w:p>
     <w:p>
       <w:r>
+        <w:rPr>
+          <w:noProof/>
+        </w:rPr>
+        <w:lastRenderedPageBreak/>
         <w:drawing>
           <wp:inline distT="0" distB="0" distL="114300" distR="114300">
             <wp:extent cx="5265420" cy="2700020"/>
@@ -176,7 +616,7 @@
                     </pic:cNvPicPr>
                   </pic:nvPicPr>
                   <pic:blipFill>
-                    <a:blip r:embed="rId4"/>
+                    <a:blip r:embed="rId6"/>
                     <a:stretch>
                       <a:fillRect/>
                     </a:stretch>
@@ -205,28 +645,36 @@
     <w:p>
       <w:pPr>
         <w:rPr>
-          <w:rFonts w:hint="default"/>
-          <w:lang w:val="en-IN"/>
-        </w:rPr>
-      </w:pPr>
-      <w:r>
-        <w:rPr>
-          <w:rFonts w:hint="default"/>
-          <w:lang w:val="en-IN"/>
-        </w:rPr>
-        <w:t>Then hit the API in postMan</w:t>
-      </w:r>
-    </w:p>
-    <w:p>
-      <w:pPr>
-        <w:rPr>
-          <w:rFonts w:hint="default"/>
-          <w:lang w:val="en-IN"/>
-        </w:rPr>
-      </w:pPr>
-    </w:p>
-    <w:p>
-      <w:r>
+          <w:lang w:val="en-IN"/>
+        </w:rPr>
+      </w:pPr>
+      <w:r>
+        <w:rPr>
+          <w:lang w:val="en-IN"/>
+        </w:rPr>
+        <w:t xml:space="preserve">Then hit the API in </w:t>
+      </w:r>
+      <w:proofErr w:type="spellStart"/>
+      <w:r>
+        <w:rPr>
+          <w:lang w:val="en-IN"/>
+        </w:rPr>
+        <w:t>postMan</w:t>
+      </w:r>
+      <w:proofErr w:type="spellEnd"/>
+    </w:p>
+    <w:p>
+      <w:pPr>
+        <w:rPr>
+          <w:lang w:val="en-IN"/>
+        </w:rPr>
+      </w:pPr>
+    </w:p>
+    <w:p>
+      <w:r>
+        <w:rPr>
+          <w:noProof/>
+        </w:rPr>
         <w:drawing>
           <wp:inline distT="0" distB="0" distL="114300" distR="114300">
             <wp:extent cx="5267960" cy="3505200"/>
@@ -245,7 +693,7 @@
                     </pic:cNvPicPr>
                   </pic:nvPicPr>
                   <pic:blipFill>
-                    <a:blip r:embed="rId5"/>
+                    <a:blip r:embed="rId7"/>
                     <a:stretch>
                       <a:fillRect/>
                     </a:stretch>
@@ -273,6 +721,10 @@
     <w:p/>
     <w:p>
       <w:r>
+        <w:rPr>
+          <w:noProof/>
+        </w:rPr>
+        <w:lastRenderedPageBreak/>
         <w:drawing>
           <wp:inline distT="0" distB="0" distL="114300" distR="114300">
             <wp:extent cx="5273675" cy="3521075"/>
@@ -291,7 +743,7 @@
                     </pic:cNvPicPr>
                   </pic:nvPicPr>
                   <pic:blipFill>
-                    <a:blip r:embed="rId6"/>
+                    <a:blip r:embed="rId8"/>
                     <a:stretch>
                       <a:fillRect/>
                     </a:stretch>
@@ -321,7 +773,6 @@
     <w:p>
       <w:pPr>
         <w:rPr>
-          <w:rFonts w:hint="default"/>
           <w:b/>
           <w:bCs/>
           <w:lang w:val="en-IN"/>
@@ -329,7 +780,6 @@
       </w:pPr>
       <w:r>
         <w:rPr>
-          <w:rFonts w:hint="default"/>
           <w:b/>
           <w:bCs/>
           <w:lang w:val="en-IN"/>
@@ -340,90 +790,164 @@
     <w:p>
       <w:pPr>
         <w:rPr>
-          <w:rFonts w:hint="default"/>
-          <w:lang w:val="en-IN"/>
-        </w:rPr>
-      </w:pPr>
-    </w:p>
-    <w:p>
-      <w:pPr>
-        <w:rPr>
-          <w:rFonts w:hint="default"/>
-          <w:lang w:val="en-IN"/>
-        </w:rPr>
-      </w:pPr>
-      <w:r>
-        <w:rPr>
-          <w:rFonts w:hint="default"/>
-          <w:lang w:val="en-IN"/>
-        </w:rPr>
-        <w:t>docker pull redis/redis-stack:latest</w:t>
-      </w:r>
-    </w:p>
-    <w:p>
-      <w:pPr>
-        <w:rPr>
-          <w:rFonts w:hint="default"/>
-          <w:lang w:val="en-IN"/>
-        </w:rPr>
-      </w:pPr>
-    </w:p>
-    <w:p>
-      <w:pPr>
-        <w:rPr>
-          <w:rFonts w:hint="default"/>
-          <w:lang w:val="en-IN"/>
-        </w:rPr>
-      </w:pPr>
-      <w:r>
-        <w:rPr>
-          <w:rFonts w:hint="default"/>
-          <w:lang w:val="en-IN"/>
-        </w:rPr>
-        <w:t>docker run -d --name redis-stack -p 6379:6379 -p 8001:8001 redis/redis-stack:latest</w:t>
-      </w:r>
-    </w:p>
-    <w:p>
-      <w:pPr>
-        <w:rPr>
-          <w:rFonts w:hint="default"/>
-          <w:lang w:val="en-IN"/>
-        </w:rPr>
-      </w:pPr>
-    </w:p>
-    <w:p>
-      <w:pPr>
-        <w:rPr>
-          <w:rFonts w:hint="default"/>
-          <w:lang w:val="en-IN"/>
-        </w:rPr>
-      </w:pPr>
-      <w:r>
-        <w:rPr>
-          <w:rFonts w:hint="default"/>
-          <w:lang w:val="en-IN"/>
-        </w:rPr>
-        <w:t>docker exec -it redis-stack redis-cli</w:t>
-      </w:r>
-    </w:p>
-    <w:p>
-      <w:pPr>
-        <w:rPr>
-          <w:rFonts w:hint="default"/>
-          <w:lang w:val="en-IN"/>
-        </w:rPr>
-      </w:pPr>
-    </w:p>
-    <w:p>
-      <w:pPr>
-        <w:rPr>
-          <w:rFonts w:hint="default"/>
-          <w:lang w:val="en-IN"/>
-        </w:rPr>
-      </w:pPr>
-      <w:r>
-        <w:rPr>
-          <w:rFonts w:hint="default"/>
+          <w:lang w:val="en-IN"/>
+        </w:rPr>
+      </w:pPr>
+    </w:p>
+    <w:p>
+      <w:pPr>
+        <w:rPr>
+          <w:lang w:val="en-IN"/>
+        </w:rPr>
+      </w:pPr>
+      <w:r>
+        <w:rPr>
+          <w:lang w:val="en-IN"/>
+        </w:rPr>
+        <w:t xml:space="preserve">docker pull </w:t>
+      </w:r>
+      <w:proofErr w:type="spellStart"/>
+      <w:r>
+        <w:rPr>
+          <w:lang w:val="en-IN"/>
+        </w:rPr>
+        <w:t>redis</w:t>
+      </w:r>
+      <w:proofErr w:type="spellEnd"/>
+      <w:r>
+        <w:rPr>
+          <w:lang w:val="en-IN"/>
+        </w:rPr>
+        <w:t>/</w:t>
+      </w:r>
+      <w:proofErr w:type="spellStart"/>
+      <w:r>
+        <w:rPr>
+          <w:lang w:val="en-IN"/>
+        </w:rPr>
+        <w:t>redis-stack:latest</w:t>
+      </w:r>
+      <w:proofErr w:type="spellEnd"/>
+    </w:p>
+    <w:p>
+      <w:pPr>
+        <w:rPr>
+          <w:lang w:val="en-IN"/>
+        </w:rPr>
+      </w:pPr>
+    </w:p>
+    <w:p>
+      <w:pPr>
+        <w:rPr>
+          <w:lang w:val="en-IN"/>
+        </w:rPr>
+      </w:pPr>
+      <w:r>
+        <w:rPr>
+          <w:lang w:val="en-IN"/>
+        </w:rPr>
+        <w:t xml:space="preserve">docker run -d --name </w:t>
+      </w:r>
+      <w:proofErr w:type="spellStart"/>
+      <w:r>
+        <w:rPr>
+          <w:lang w:val="en-IN"/>
+        </w:rPr>
+        <w:t>redis</w:t>
+      </w:r>
+      <w:proofErr w:type="spellEnd"/>
+      <w:r>
+        <w:rPr>
+          <w:lang w:val="en-IN"/>
+        </w:rPr>
+        <w:t xml:space="preserve">-stack -p 6379:6379 -p 8001:8001 </w:t>
+      </w:r>
+      <w:proofErr w:type="spellStart"/>
+      <w:r>
+        <w:rPr>
+          <w:lang w:val="en-IN"/>
+        </w:rPr>
+        <w:t>redis</w:t>
+      </w:r>
+      <w:proofErr w:type="spellEnd"/>
+      <w:r>
+        <w:rPr>
+          <w:lang w:val="en-IN"/>
+        </w:rPr>
+        <w:t>/</w:t>
+      </w:r>
+      <w:proofErr w:type="spellStart"/>
+      <w:r>
+        <w:rPr>
+          <w:lang w:val="en-IN"/>
+        </w:rPr>
+        <w:t>redis-stack:latest</w:t>
+      </w:r>
+      <w:proofErr w:type="spellEnd"/>
+    </w:p>
+    <w:p>
+      <w:pPr>
+        <w:rPr>
+          <w:lang w:val="en-IN"/>
+        </w:rPr>
+      </w:pPr>
+    </w:p>
+    <w:p>
+      <w:pPr>
+        <w:rPr>
+          <w:lang w:val="en-IN"/>
+        </w:rPr>
+      </w:pPr>
+      <w:r>
+        <w:rPr>
+          <w:lang w:val="en-IN"/>
+        </w:rPr>
+        <w:t xml:space="preserve">docker exec -it </w:t>
+      </w:r>
+      <w:proofErr w:type="spellStart"/>
+      <w:r>
+        <w:rPr>
+          <w:lang w:val="en-IN"/>
+        </w:rPr>
+        <w:t>redis</w:t>
+      </w:r>
+      <w:proofErr w:type="spellEnd"/>
+      <w:r>
+        <w:rPr>
+          <w:lang w:val="en-IN"/>
+        </w:rPr>
+        <w:t xml:space="preserve">-stack </w:t>
+      </w:r>
+      <w:proofErr w:type="spellStart"/>
+      <w:r>
+        <w:rPr>
+          <w:lang w:val="en-IN"/>
+        </w:rPr>
+        <w:t>redis</w:t>
+      </w:r>
+      <w:proofErr w:type="spellEnd"/>
+      <w:r>
+        <w:rPr>
+          <w:lang w:val="en-IN"/>
+        </w:rPr>
+        <w:t>-cli</w:t>
+      </w:r>
+    </w:p>
+    <w:p>
+      <w:pPr>
+        <w:rPr>
+          <w:lang w:val="en-IN"/>
+        </w:rPr>
+      </w:pPr>
+    </w:p>
+    <w:p>
+      <w:pPr>
+        <w:rPr>
+          <w:lang w:val="en-IN"/>
+        </w:rPr>
+      </w:pPr>
+      <w:r>
+        <w:rPr>
           <w:lang w:val="en-IN"/>
         </w:rPr>
         <w:t>ping</w:t>
@@ -432,13 +956,15 @@
     <w:p>
       <w:pPr>
         <w:rPr>
-          <w:rFonts w:hint="default"/>
-          <w:lang w:val="en-IN"/>
-        </w:rPr>
-      </w:pPr>
-    </w:p>
-    <w:p>
-      <w:r>
+          <w:lang w:val="en-IN"/>
+        </w:rPr>
+      </w:pPr>
+    </w:p>
+    <w:p>
+      <w:r>
+        <w:rPr>
+          <w:noProof/>
+        </w:rPr>
         <w:drawing>
           <wp:inline distT="0" distB="0" distL="114300" distR="114300">
             <wp:extent cx="5273675" cy="2799080"/>
@@ -457,7 +983,7 @@
                     </pic:cNvPicPr>
                   </pic:nvPicPr>
                   <pic:blipFill>
-                    <a:blip r:embed="rId7"/>
+                    <a:blip r:embed="rId9"/>
                     <a:stretch>
                       <a:fillRect/>
                     </a:stretch>
@@ -486,36 +1012,45 @@
     <w:p>
       <w:pPr>
         <w:rPr>
-          <w:rFonts w:hint="default"/>
-          <w:lang w:val="en-IN"/>
-        </w:rPr>
-      </w:pPr>
-      <w:r>
-        <w:rPr>
-          <w:rFonts w:hint="default"/>
-          <w:lang w:val="en-IN"/>
-        </w:rPr>
-        <w:t>Then load the redisCache dashboard</w:t>
-      </w:r>
-    </w:p>
-    <w:p>
-      <w:pPr>
-        <w:rPr>
-          <w:rFonts w:hint="default"/>
-          <w:lang w:val="en-IN"/>
-        </w:rPr>
-      </w:pPr>
-    </w:p>
-    <w:p>
-      <w:pPr>
-        <w:rPr>
-          <w:rFonts w:hint="default"/>
-          <w:lang w:val="en-IN"/>
-        </w:rPr>
-      </w:pPr>
-      <w:r>
-        <w:rPr>
-          <w:rFonts w:hint="default"/>
+          <w:lang w:val="en-IN"/>
+        </w:rPr>
+      </w:pPr>
+      <w:r>
+        <w:rPr>
+          <w:lang w:val="en-IN"/>
+        </w:rPr>
+        <w:t xml:space="preserve">Then load the </w:t>
+      </w:r>
+      <w:proofErr w:type="spellStart"/>
+      <w:r>
+        <w:rPr>
+          <w:lang w:val="en-IN"/>
+        </w:rPr>
+        <w:t>redisCache</w:t>
+      </w:r>
+      <w:proofErr w:type="spellEnd"/>
+      <w:r>
+        <w:rPr>
+          <w:lang w:val="en-IN"/>
+        </w:rPr>
+        <w:t xml:space="preserve"> dashboard</w:t>
+      </w:r>
+    </w:p>
+    <w:p>
+      <w:pPr>
+        <w:rPr>
+          <w:lang w:val="en-IN"/>
+        </w:rPr>
+      </w:pPr>
+    </w:p>
+    <w:p>
+      <w:pPr>
+        <w:rPr>
+          <w:lang w:val="en-IN"/>
+        </w:rPr>
+      </w:pPr>
+      <w:r>
+        <w:rPr>
           <w:lang w:val="en-IN"/>
         </w:rPr>
         <w:t>http://localhost:8001</w:t>
@@ -524,15 +1059,15 @@
     <w:p>
       <w:pPr>
         <w:rPr>
-          <w:rFonts w:hint="default"/>
-          <w:lang w:val="en-IN"/>
-        </w:rPr>
-      </w:pPr>
-    </w:p>
-    <w:p>
-      <w:r>
-        <w:rPr>
-          <w:rFonts w:ascii="SimSun" w:hAnsi="SimSun" w:eastAsia="SimSun" w:cs="SimSun"/>
+          <w:lang w:val="en-IN"/>
+        </w:rPr>
+      </w:pPr>
+    </w:p>
+    <w:p>
+      <w:r>
+        <w:rPr>
+          <w:rFonts w:ascii="SimSun" w:eastAsia="SimSun" w:hAnsi="SimSun" w:cs="SimSun"/>
+          <w:noProof/>
           <w:sz w:val="24"/>
           <w:szCs w:val="24"/>
         </w:rPr>
@@ -554,7 +1089,7 @@
                     </pic:cNvPicPr>
                   </pic:nvPicPr>
                   <pic:blipFill>
-                    <a:blip r:embed="rId8"/>
+                    <a:blip r:embed="rId10"/>
                     <a:stretch>
                       <a:fillRect/>
                     </a:stretch>
@@ -580,7 +1115,8 @@
       </w:r>
       <w:r>
         <w:rPr>
-          <w:rFonts w:ascii="SimSun" w:hAnsi="SimSun" w:eastAsia="SimSun" w:cs="SimSun"/>
+          <w:rFonts w:ascii="SimSun" w:eastAsia="SimSun" w:hAnsi="SimSun" w:cs="SimSun"/>
+          <w:noProof/>
           <w:sz w:val="24"/>
           <w:szCs w:val="24"/>
         </w:rPr>
@@ -602,7 +1138,7 @@
                     </pic:cNvPicPr>
                   </pic:nvPicPr>
                   <pic:blipFill>
-                    <a:blip r:embed="rId8"/>
+                    <a:blip r:embed="rId10"/>
                     <a:stretch>
                       <a:fillRect/>
                     </a:stretch>
@@ -627,6 +1163,9 @@
         </w:drawing>
       </w:r>
       <w:r>
+        <w:rPr>
+          <w:noProof/>
+        </w:rPr>
         <w:drawing>
           <wp:inline distT="0" distB="0" distL="114300" distR="114300">
             <wp:extent cx="5266055" cy="2629535"/>
@@ -645,7 +1184,7 @@
                     </pic:cNvPicPr>
                   </pic:nvPicPr>
                   <pic:blipFill>
-                    <a:blip r:embed="rId9"/>
+                    <a:blip r:embed="rId11"/>
                     <a:stretch>
                       <a:fillRect/>
                     </a:stretch>
@@ -674,20 +1213,35 @@
     <w:p>
       <w:pPr>
         <w:rPr>
-          <w:rFonts w:hint="default"/>
-          <w:lang w:val="en-IN"/>
-        </w:rPr>
-      </w:pPr>
-      <w:r>
-        <w:rPr>
-          <w:rFonts w:hint="default"/>
-          <w:lang w:val="en-IN"/>
-        </w:rPr>
-        <w:t>Then again hit the GET api, to have a data in a cache</w:t>
-      </w:r>
-    </w:p>
-    <w:p>
-      <w:r>
+          <w:lang w:val="en-IN"/>
+        </w:rPr>
+      </w:pPr>
+      <w:r>
+        <w:rPr>
+          <w:lang w:val="en-IN"/>
+        </w:rPr>
+        <w:t xml:space="preserve">Then again hit the GET </w:t>
+      </w:r>
+      <w:proofErr w:type="spellStart"/>
+      <w:r>
+        <w:rPr>
+          <w:lang w:val="en-IN"/>
+        </w:rPr>
+        <w:t>api</w:t>
+      </w:r>
+      <w:proofErr w:type="spellEnd"/>
+      <w:r>
+        <w:rPr>
+          <w:lang w:val="en-IN"/>
+        </w:rPr>
+        <w:t>, to have a data in a cache</w:t>
+      </w:r>
+    </w:p>
+    <w:p>
+      <w:r>
+        <w:rPr>
+          <w:noProof/>
+        </w:rPr>
         <w:drawing>
           <wp:inline distT="0" distB="0" distL="114300" distR="114300">
             <wp:extent cx="5269865" cy="3428365"/>
@@ -706,7 +1260,7 @@
                     </pic:cNvPicPr>
                   </pic:nvPicPr>
                   <pic:blipFill>
-                    <a:blip r:embed="rId10"/>
+                    <a:blip r:embed="rId12"/>
                     <a:stretch>
                       <a:fillRect/>
                     </a:stretch>
@@ -735,13 +1289,11 @@
     <w:p>
       <w:pPr>
         <w:rPr>
-          <w:rFonts w:hint="default"/>
-          <w:lang w:val="en-IN"/>
-        </w:rPr>
-      </w:pPr>
-      <w:r>
-        <w:rPr>
-          <w:rFonts w:hint="default"/>
+          <w:lang w:val="en-IN"/>
+        </w:rPr>
+      </w:pPr>
+      <w:r>
+        <w:rPr>
           <w:lang w:val="en-IN"/>
         </w:rPr>
         <w:t>Then will able to see the keys in Redis cache</w:t>
@@ -750,13 +1302,16 @@
     <w:p>
       <w:pPr>
         <w:rPr>
-          <w:rFonts w:hint="default"/>
-          <w:lang w:val="en-IN"/>
-        </w:rPr>
-      </w:pPr>
-    </w:p>
-    <w:p>
-      <w:r>
+          <w:lang w:val="en-IN"/>
+        </w:rPr>
+      </w:pPr>
+    </w:p>
+    <w:p>
+      <w:r>
+        <w:rPr>
+          <w:noProof/>
+        </w:rPr>
+        <w:lastRenderedPageBreak/>
         <w:drawing>
           <wp:inline distT="0" distB="0" distL="114300" distR="114300">
             <wp:extent cx="5265420" cy="2642235"/>
@@ -775,7 +1330,7 @@
                     </pic:cNvPicPr>
                   </pic:nvPicPr>
                   <pic:blipFill>
-                    <a:blip r:embed="rId11"/>
+                    <a:blip r:embed="rId13"/>
                     <a:stretch>
                       <a:fillRect/>
                     </a:stretch>
@@ -805,13 +1360,11 @@
     <w:p>
       <w:pPr>
         <w:rPr>
-          <w:rFonts w:hint="default"/>
-          <w:lang w:val="en-IN"/>
-        </w:rPr>
-      </w:pPr>
-      <w:r>
-        <w:rPr>
-          <w:rFonts w:hint="default"/>
+          <w:lang w:val="en-IN"/>
+        </w:rPr>
+      </w:pPr>
+      <w:r>
+        <w:rPr>
           <w:lang w:val="en-IN"/>
         </w:rPr>
         <w:t>Redis Cache Implemented</w:t>
@@ -820,21 +1373,18 @@
     <w:p>
       <w:pPr>
         <w:rPr>
-          <w:rFonts w:hint="default"/>
-          <w:lang w:val="en-IN"/>
-        </w:rPr>
-      </w:pPr>
-    </w:p>
-    <w:p>
-      <w:pPr>
-        <w:rPr>
-          <w:rFonts w:hint="default"/>
-          <w:lang w:val="en-IN"/>
-        </w:rPr>
-      </w:pPr>
-      <w:r>
-        <w:rPr>
-          <w:rFonts w:hint="default"/>
+          <w:lang w:val="en-IN"/>
+        </w:rPr>
+      </w:pPr>
+    </w:p>
+    <w:p>
+      <w:pPr>
+        <w:rPr>
+          <w:lang w:val="en-IN"/>
+        </w:rPr>
+      </w:pPr>
+      <w:r>
+        <w:rPr>
           <w:lang w:val="en-IN"/>
         </w:rPr>
         <w:t xml:space="preserve">Happy learning </w:t>
@@ -843,7 +1393,6 @@
     <w:p>
       <w:pPr>
         <w:rPr>
-          <w:rFonts w:hint="default"/>
           <w:lang w:val="en-IN"/>
         </w:rPr>
       </w:pPr>
@@ -851,293 +1400,796 @@
     <w:sectPr>
       <w:pgSz w:w="11906" w:h="16838"/>
       <w:pgMar w:top="1440" w:right="1800" w:bottom="1440" w:left="1800" w:header="720" w:footer="720" w:gutter="0"/>
-      <w:cols w:space="720" w:num="1"/>
-      <w:docGrid w:linePitch="360" w:charSpace="0"/>
+      <w:cols w:space="720"/>
+      <w:docGrid w:linePitch="360"/>
     </w:sectPr>
   </w:body>
 </w:document>
 </file>
 
+<file path=word/numbering.xml><?xml version="1.0" encoding="utf-8"?>
+<w:numbering xmlns:wpc="http://schemas.microsoft.com/office/word/2010/wordprocessingCanvas" xmlns:cx="http://schemas.microsoft.com/office/drawing/2014/chartex" xmlns:cx1="http://schemas.microsoft.com/office/drawing/2015/9/8/chartex" xmlns:cx2="http://schemas.microsoft.com/office/drawing/2015/10/21/chartex" xmlns:cx3="http://schemas.microsoft.com/office/drawing/2016/5/9/chartex" xmlns:cx4="http://schemas.microsoft.com/office/drawing/2016/5/10/chartex" xmlns:cx5="http://schemas.microsoft.com/office/drawing/2016/5/11/chartex" xmlns:cx6="http://schemas.microsoft.com/office/drawing/2016/5/12/chartex" xmlns:cx7="http://schemas.microsoft.com/office/drawing/2016/5/13/chartex" xmlns:cx8="http://schemas.microsoft.com/office/drawing/2016/5/14/chartex" xmlns:mc="http://schemas.openxmlformats.org/markup-compatibility/2006" xmlns:aink="http://schemas.microsoft.com/office/drawing/2016/ink" xmlns:am3d="http://schemas.microsoft.com/office/drawing/2017/model3d" xmlns:o="urn:schemas-microsoft-com:office:office" xmlns:oel="http://schemas.microsoft.com/office/2019/extlst" xmlns:r="http://schemas.openxmlformats.org/officeDocument/2006/relationships" xmlns:m="http://schemas.openxmlformats.org/officeDocument/2006/math" xmlns:v="urn:schemas-microsoft-com:vml" xmlns:wp14="http://schemas.microsoft.com/office/word/2010/wordprocessingDrawing" xmlns:wp="http://schemas.openxmlformats.org/drawingml/2006/wordprocessingDrawing" xmlns:w10="urn:schemas-microsoft-com:office:word" xmlns:w="http://schemas.openxmlformats.org/wordprocessingml/2006/main" xmlns:w14="http://schemas.microsoft.com/office/word/2010/wordml" xmlns:w15="http://schemas.microsoft.com/office/word/2012/wordml" xmlns:w16cex="http://schemas.microsoft.com/office/word/2018/wordml/cex" xmlns:w16cid="http://schemas.microsoft.com/office/word/2016/wordml/cid" xmlns:w16="http://schemas.microsoft.com/office/word/2018/wordml" xmlns:w16du="http://schemas.microsoft.com/office/word/2023/wordml/word16du" xmlns:w16sdtdh="http://schemas.microsoft.com/office/word/2020/wordml/sdtdatahash" xmlns:w16se="http://schemas.microsoft.com/office/word/2015/wordml/symex" xmlns:wpg="http://schemas.microsoft.com/office/word/2010/wordprocessingGroup" xmlns:wpi="http://schemas.microsoft.com/office/word/2010/wordprocessingInk" xmlns:wne="http://schemas.microsoft.com/office/word/2006/wordml" xmlns:wps="http://schemas.microsoft.com/office/word/2010/wordprocessingShape" mc:Ignorable="w14 w15 w16se w16cid w16 w16cex w16sdtdh w16du wp14">
+  <w:abstractNum w:abstractNumId="0" w15:restartNumberingAfterBreak="0">
+    <w:nsid w:val="014A1E54"/>
+    <w:multiLevelType w:val="multilevel"/>
+    <w:tmpl w:val="6C50C2B4"/>
+    <w:lvl w:ilvl="0">
+      <w:start w:val="1"/>
+      <w:numFmt w:val="bullet"/>
+      <w:lvlText w:val=""/>
+      <w:lvlJc w:val="left"/>
+      <w:pPr>
+        <w:tabs>
+          <w:tab w:val="num" w:pos="720"/>
+        </w:tabs>
+        <w:ind w:left="720" w:hanging="360"/>
+      </w:pPr>
+      <w:rPr>
+        <w:rFonts w:ascii="Symbol" w:hAnsi="Symbol" w:hint="default"/>
+        <w:sz w:val="20"/>
+      </w:rPr>
+    </w:lvl>
+    <w:lvl w:ilvl="1" w:tentative="1">
+      <w:start w:val="1"/>
+      <w:numFmt w:val="bullet"/>
+      <w:lvlText w:val="o"/>
+      <w:lvlJc w:val="left"/>
+      <w:pPr>
+        <w:tabs>
+          <w:tab w:val="num" w:pos="1440"/>
+        </w:tabs>
+        <w:ind w:left="1440" w:hanging="360"/>
+      </w:pPr>
+      <w:rPr>
+        <w:rFonts w:ascii="Courier New" w:hAnsi="Courier New" w:hint="default"/>
+        <w:sz w:val="20"/>
+      </w:rPr>
+    </w:lvl>
+    <w:lvl w:ilvl="2" w:tentative="1">
+      <w:start w:val="1"/>
+      <w:numFmt w:val="bullet"/>
+      <w:lvlText w:val=""/>
+      <w:lvlJc w:val="left"/>
+      <w:pPr>
+        <w:tabs>
+          <w:tab w:val="num" w:pos="2160"/>
+        </w:tabs>
+        <w:ind w:left="2160" w:hanging="360"/>
+      </w:pPr>
+      <w:rPr>
+        <w:rFonts w:ascii="Wingdings" w:hAnsi="Wingdings" w:hint="default"/>
+        <w:sz w:val="20"/>
+      </w:rPr>
+    </w:lvl>
+    <w:lvl w:ilvl="3" w:tentative="1">
+      <w:start w:val="1"/>
+      <w:numFmt w:val="bullet"/>
+      <w:lvlText w:val=""/>
+      <w:lvlJc w:val="left"/>
+      <w:pPr>
+        <w:tabs>
+          <w:tab w:val="num" w:pos="2880"/>
+        </w:tabs>
+        <w:ind w:left="2880" w:hanging="360"/>
+      </w:pPr>
+      <w:rPr>
+        <w:rFonts w:ascii="Wingdings" w:hAnsi="Wingdings" w:hint="default"/>
+        <w:sz w:val="20"/>
+      </w:rPr>
+    </w:lvl>
+    <w:lvl w:ilvl="4" w:tentative="1">
+      <w:start w:val="1"/>
+      <w:numFmt w:val="bullet"/>
+      <w:lvlText w:val=""/>
+      <w:lvlJc w:val="left"/>
+      <w:pPr>
+        <w:tabs>
+          <w:tab w:val="num" w:pos="3600"/>
+        </w:tabs>
+        <w:ind w:left="3600" w:hanging="360"/>
+      </w:pPr>
+      <w:rPr>
+        <w:rFonts w:ascii="Wingdings" w:hAnsi="Wingdings" w:hint="default"/>
+        <w:sz w:val="20"/>
+      </w:rPr>
+    </w:lvl>
+    <w:lvl w:ilvl="5" w:tentative="1">
+      <w:start w:val="1"/>
+      <w:numFmt w:val="bullet"/>
+      <w:lvlText w:val=""/>
+      <w:lvlJc w:val="left"/>
+      <w:pPr>
+        <w:tabs>
+          <w:tab w:val="num" w:pos="4320"/>
+        </w:tabs>
+        <w:ind w:left="4320" w:hanging="360"/>
+      </w:pPr>
+      <w:rPr>
+        <w:rFonts w:ascii="Wingdings" w:hAnsi="Wingdings" w:hint="default"/>
+        <w:sz w:val="20"/>
+      </w:rPr>
+    </w:lvl>
+    <w:lvl w:ilvl="6" w:tentative="1">
+      <w:start w:val="1"/>
+      <w:numFmt w:val="bullet"/>
+      <w:lvlText w:val=""/>
+      <w:lvlJc w:val="left"/>
+      <w:pPr>
+        <w:tabs>
+          <w:tab w:val="num" w:pos="5040"/>
+        </w:tabs>
+        <w:ind w:left="5040" w:hanging="360"/>
+      </w:pPr>
+      <w:rPr>
+        <w:rFonts w:ascii="Wingdings" w:hAnsi="Wingdings" w:hint="default"/>
+        <w:sz w:val="20"/>
+      </w:rPr>
+    </w:lvl>
+    <w:lvl w:ilvl="7" w:tentative="1">
+      <w:start w:val="1"/>
+      <w:numFmt w:val="bullet"/>
+      <w:lvlText w:val=""/>
+      <w:lvlJc w:val="left"/>
+      <w:pPr>
+        <w:tabs>
+          <w:tab w:val="num" w:pos="5760"/>
+        </w:tabs>
+        <w:ind w:left="5760" w:hanging="360"/>
+      </w:pPr>
+      <w:rPr>
+        <w:rFonts w:ascii="Wingdings" w:hAnsi="Wingdings" w:hint="default"/>
+        <w:sz w:val="20"/>
+      </w:rPr>
+    </w:lvl>
+    <w:lvl w:ilvl="8" w:tentative="1">
+      <w:start w:val="1"/>
+      <w:numFmt w:val="bullet"/>
+      <w:lvlText w:val=""/>
+      <w:lvlJc w:val="left"/>
+      <w:pPr>
+        <w:tabs>
+          <w:tab w:val="num" w:pos="6480"/>
+        </w:tabs>
+        <w:ind w:left="6480" w:hanging="360"/>
+      </w:pPr>
+      <w:rPr>
+        <w:rFonts w:ascii="Wingdings" w:hAnsi="Wingdings" w:hint="default"/>
+        <w:sz w:val="20"/>
+      </w:rPr>
+    </w:lvl>
+  </w:abstractNum>
+  <w:abstractNum w:abstractNumId="1" w15:restartNumberingAfterBreak="0">
+    <w:nsid w:val="50AE6E2E"/>
+    <w:multiLevelType w:val="multilevel"/>
+    <w:tmpl w:val="2F124CDC"/>
+    <w:lvl w:ilvl="0">
+      <w:start w:val="1"/>
+      <w:numFmt w:val="bullet"/>
+      <w:lvlText w:val=""/>
+      <w:lvlJc w:val="left"/>
+      <w:pPr>
+        <w:tabs>
+          <w:tab w:val="num" w:pos="720"/>
+        </w:tabs>
+        <w:ind w:left="720" w:hanging="360"/>
+      </w:pPr>
+      <w:rPr>
+        <w:rFonts w:ascii="Symbol" w:hAnsi="Symbol" w:hint="default"/>
+        <w:sz w:val="20"/>
+      </w:rPr>
+    </w:lvl>
+    <w:lvl w:ilvl="1" w:tentative="1">
+      <w:start w:val="1"/>
+      <w:numFmt w:val="bullet"/>
+      <w:lvlText w:val="o"/>
+      <w:lvlJc w:val="left"/>
+      <w:pPr>
+        <w:tabs>
+          <w:tab w:val="num" w:pos="1440"/>
+        </w:tabs>
+        <w:ind w:left="1440" w:hanging="360"/>
+      </w:pPr>
+      <w:rPr>
+        <w:rFonts w:ascii="Courier New" w:hAnsi="Courier New" w:hint="default"/>
+        <w:sz w:val="20"/>
+      </w:rPr>
+    </w:lvl>
+    <w:lvl w:ilvl="2" w:tentative="1">
+      <w:start w:val="1"/>
+      <w:numFmt w:val="bullet"/>
+      <w:lvlText w:val=""/>
+      <w:lvlJc w:val="left"/>
+      <w:pPr>
+        <w:tabs>
+          <w:tab w:val="num" w:pos="2160"/>
+        </w:tabs>
+        <w:ind w:left="2160" w:hanging="360"/>
+      </w:pPr>
+      <w:rPr>
+        <w:rFonts w:ascii="Wingdings" w:hAnsi="Wingdings" w:hint="default"/>
+        <w:sz w:val="20"/>
+      </w:rPr>
+    </w:lvl>
+    <w:lvl w:ilvl="3" w:tentative="1">
+      <w:start w:val="1"/>
+      <w:numFmt w:val="bullet"/>
+      <w:lvlText w:val=""/>
+      <w:lvlJc w:val="left"/>
+      <w:pPr>
+        <w:tabs>
+          <w:tab w:val="num" w:pos="2880"/>
+        </w:tabs>
+        <w:ind w:left="2880" w:hanging="360"/>
+      </w:pPr>
+      <w:rPr>
+        <w:rFonts w:ascii="Wingdings" w:hAnsi="Wingdings" w:hint="default"/>
+        <w:sz w:val="20"/>
+      </w:rPr>
+    </w:lvl>
+    <w:lvl w:ilvl="4" w:tentative="1">
+      <w:start w:val="1"/>
+      <w:numFmt w:val="bullet"/>
+      <w:lvlText w:val=""/>
+      <w:lvlJc w:val="left"/>
+      <w:pPr>
+        <w:tabs>
+          <w:tab w:val="num" w:pos="3600"/>
+        </w:tabs>
+        <w:ind w:left="3600" w:hanging="360"/>
+      </w:pPr>
+      <w:rPr>
+        <w:rFonts w:ascii="Wingdings" w:hAnsi="Wingdings" w:hint="default"/>
+        <w:sz w:val="20"/>
+      </w:rPr>
+    </w:lvl>
+    <w:lvl w:ilvl="5" w:tentative="1">
+      <w:start w:val="1"/>
+      <w:numFmt w:val="bullet"/>
+      <w:lvlText w:val=""/>
+      <w:lvlJc w:val="left"/>
+      <w:pPr>
+        <w:tabs>
+          <w:tab w:val="num" w:pos="4320"/>
+        </w:tabs>
+        <w:ind w:left="4320" w:hanging="360"/>
+      </w:pPr>
+      <w:rPr>
+        <w:rFonts w:ascii="Wingdings" w:hAnsi="Wingdings" w:hint="default"/>
+        <w:sz w:val="20"/>
+      </w:rPr>
+    </w:lvl>
+    <w:lvl w:ilvl="6" w:tentative="1">
+      <w:start w:val="1"/>
+      <w:numFmt w:val="bullet"/>
+      <w:lvlText w:val=""/>
+      <w:lvlJc w:val="left"/>
+      <w:pPr>
+        <w:tabs>
+          <w:tab w:val="num" w:pos="5040"/>
+        </w:tabs>
+        <w:ind w:left="5040" w:hanging="360"/>
+      </w:pPr>
+      <w:rPr>
+        <w:rFonts w:ascii="Wingdings" w:hAnsi="Wingdings" w:hint="default"/>
+        <w:sz w:val="20"/>
+      </w:rPr>
+    </w:lvl>
+    <w:lvl w:ilvl="7" w:tentative="1">
+      <w:start w:val="1"/>
+      <w:numFmt w:val="bullet"/>
+      <w:lvlText w:val=""/>
+      <w:lvlJc w:val="left"/>
+      <w:pPr>
+        <w:tabs>
+          <w:tab w:val="num" w:pos="5760"/>
+        </w:tabs>
+        <w:ind w:left="5760" w:hanging="360"/>
+      </w:pPr>
+      <w:rPr>
+        <w:rFonts w:ascii="Wingdings" w:hAnsi="Wingdings" w:hint="default"/>
+        <w:sz w:val="20"/>
+      </w:rPr>
+    </w:lvl>
+    <w:lvl w:ilvl="8" w:tentative="1">
+      <w:start w:val="1"/>
+      <w:numFmt w:val="bullet"/>
+      <w:lvlText w:val=""/>
+      <w:lvlJc w:val="left"/>
+      <w:pPr>
+        <w:tabs>
+          <w:tab w:val="num" w:pos="6480"/>
+        </w:tabs>
+        <w:ind w:left="6480" w:hanging="360"/>
+      </w:pPr>
+      <w:rPr>
+        <w:rFonts w:ascii="Wingdings" w:hAnsi="Wingdings" w:hint="default"/>
+        <w:sz w:val="20"/>
+      </w:rPr>
+    </w:lvl>
+  </w:abstractNum>
+  <w:abstractNum w:abstractNumId="2" w15:restartNumberingAfterBreak="0">
+    <w:nsid w:val="76444F18"/>
+    <w:multiLevelType w:val="multilevel"/>
+    <w:tmpl w:val="3F36585C"/>
+    <w:lvl w:ilvl="0">
+      <w:start w:val="1"/>
+      <w:numFmt w:val="bullet"/>
+      <w:lvlText w:val=""/>
+      <w:lvlJc w:val="left"/>
+      <w:pPr>
+        <w:tabs>
+          <w:tab w:val="num" w:pos="720"/>
+        </w:tabs>
+        <w:ind w:left="720" w:hanging="360"/>
+      </w:pPr>
+      <w:rPr>
+        <w:rFonts w:ascii="Symbol" w:hAnsi="Symbol" w:hint="default"/>
+        <w:sz w:val="20"/>
+      </w:rPr>
+    </w:lvl>
+    <w:lvl w:ilvl="1" w:tentative="1">
+      <w:start w:val="1"/>
+      <w:numFmt w:val="bullet"/>
+      <w:lvlText w:val="o"/>
+      <w:lvlJc w:val="left"/>
+      <w:pPr>
+        <w:tabs>
+          <w:tab w:val="num" w:pos="1440"/>
+        </w:tabs>
+        <w:ind w:left="1440" w:hanging="360"/>
+      </w:pPr>
+      <w:rPr>
+        <w:rFonts w:ascii="Courier New" w:hAnsi="Courier New" w:hint="default"/>
+        <w:sz w:val="20"/>
+      </w:rPr>
+    </w:lvl>
+    <w:lvl w:ilvl="2" w:tentative="1">
+      <w:start w:val="1"/>
+      <w:numFmt w:val="bullet"/>
+      <w:lvlText w:val=""/>
+      <w:lvlJc w:val="left"/>
+      <w:pPr>
+        <w:tabs>
+          <w:tab w:val="num" w:pos="2160"/>
+        </w:tabs>
+        <w:ind w:left="2160" w:hanging="360"/>
+      </w:pPr>
+      <w:rPr>
+        <w:rFonts w:ascii="Wingdings" w:hAnsi="Wingdings" w:hint="default"/>
+        <w:sz w:val="20"/>
+      </w:rPr>
+    </w:lvl>
+    <w:lvl w:ilvl="3" w:tentative="1">
+      <w:start w:val="1"/>
+      <w:numFmt w:val="bullet"/>
+      <w:lvlText w:val=""/>
+      <w:lvlJc w:val="left"/>
+      <w:pPr>
+        <w:tabs>
+          <w:tab w:val="num" w:pos="2880"/>
+        </w:tabs>
+        <w:ind w:left="2880" w:hanging="360"/>
+      </w:pPr>
+      <w:rPr>
+        <w:rFonts w:ascii="Wingdings" w:hAnsi="Wingdings" w:hint="default"/>
+        <w:sz w:val="20"/>
+      </w:rPr>
+    </w:lvl>
+    <w:lvl w:ilvl="4" w:tentative="1">
+      <w:start w:val="1"/>
+      <w:numFmt w:val="bullet"/>
+      <w:lvlText w:val=""/>
+      <w:lvlJc w:val="left"/>
+      <w:pPr>
+        <w:tabs>
+          <w:tab w:val="num" w:pos="3600"/>
+        </w:tabs>
+        <w:ind w:left="3600" w:hanging="360"/>
+      </w:pPr>
+      <w:rPr>
+        <w:rFonts w:ascii="Wingdings" w:hAnsi="Wingdings" w:hint="default"/>
+        <w:sz w:val="20"/>
+      </w:rPr>
+    </w:lvl>
+    <w:lvl w:ilvl="5" w:tentative="1">
+      <w:start w:val="1"/>
+      <w:numFmt w:val="bullet"/>
+      <w:lvlText w:val=""/>
+      <w:lvlJc w:val="left"/>
+      <w:pPr>
+        <w:tabs>
+          <w:tab w:val="num" w:pos="4320"/>
+        </w:tabs>
+        <w:ind w:left="4320" w:hanging="360"/>
+      </w:pPr>
+      <w:rPr>
+        <w:rFonts w:ascii="Wingdings" w:hAnsi="Wingdings" w:hint="default"/>
+        <w:sz w:val="20"/>
+      </w:rPr>
+    </w:lvl>
+    <w:lvl w:ilvl="6" w:tentative="1">
+      <w:start w:val="1"/>
+      <w:numFmt w:val="bullet"/>
+      <w:lvlText w:val=""/>
+      <w:lvlJc w:val="left"/>
+      <w:pPr>
+        <w:tabs>
+          <w:tab w:val="num" w:pos="5040"/>
+        </w:tabs>
+        <w:ind w:left="5040" w:hanging="360"/>
+      </w:pPr>
+      <w:rPr>
+        <w:rFonts w:ascii="Wingdings" w:hAnsi="Wingdings" w:hint="default"/>
+        <w:sz w:val="20"/>
+      </w:rPr>
+    </w:lvl>
+    <w:lvl w:ilvl="7" w:tentative="1">
+      <w:start w:val="1"/>
+      <w:numFmt w:val="bullet"/>
+      <w:lvlText w:val=""/>
+      <w:lvlJc w:val="left"/>
+      <w:pPr>
+        <w:tabs>
+          <w:tab w:val="num" w:pos="5760"/>
+        </w:tabs>
+        <w:ind w:left="5760" w:hanging="360"/>
+      </w:pPr>
+      <w:rPr>
+        <w:rFonts w:ascii="Wingdings" w:hAnsi="Wingdings" w:hint="default"/>
+        <w:sz w:val="20"/>
+      </w:rPr>
+    </w:lvl>
+    <w:lvl w:ilvl="8" w:tentative="1">
+      <w:start w:val="1"/>
+      <w:numFmt w:val="bullet"/>
+      <w:lvlText w:val=""/>
+      <w:lvlJc w:val="left"/>
+      <w:pPr>
+        <w:tabs>
+          <w:tab w:val="num" w:pos="6480"/>
+        </w:tabs>
+        <w:ind w:left="6480" w:hanging="360"/>
+      </w:pPr>
+      <w:rPr>
+        <w:rFonts w:ascii="Wingdings" w:hAnsi="Wingdings" w:hint="default"/>
+        <w:sz w:val="20"/>
+      </w:rPr>
+    </w:lvl>
+  </w:abstractNum>
+  <w:num w:numId="1" w16cid:durableId="790825681">
+    <w:abstractNumId w:val="2"/>
+  </w:num>
+  <w:num w:numId="2" w16cid:durableId="1683973269">
+    <w:abstractNumId w:val="1"/>
+  </w:num>
+  <w:num w:numId="3" w16cid:durableId="1978408763">
+    <w:abstractNumId w:val="0"/>
+  </w:num>
+</w:numbering>
+</file>
+
 <file path=word/styles.xml><?xml version="1.0" encoding="utf-8"?>
-<w:styles xmlns:mc="http://schemas.openxmlformats.org/markup-compatibility/2006" xmlns:o="urn:schemas-microsoft-com:office:office" xmlns:r="http://schemas.openxmlformats.org/officeDocument/2006/relationships" xmlns:m="http://schemas.openxmlformats.org/officeDocument/2006/math" xmlns:v="urn:schemas-microsoft-com:vml" xmlns:w="http://schemas.openxmlformats.org/wordprocessingml/2006/main" xmlns:w14="http://schemas.microsoft.com/office/word/2010/wordml" xmlns:w10="urn:schemas-microsoft-com:office:word" xmlns:sl="http://schemas.openxmlformats.org/schemaLibrary/2006/main" xmlns:wpsCustomData="http://www.wps.cn/officeDocument/2013/wpsCustomData" mc:Ignorable="w14">
+<w:styles xmlns:mc="http://schemas.openxmlformats.org/markup-compatibility/2006" xmlns:r="http://schemas.openxmlformats.org/officeDocument/2006/relationships" xmlns:w="http://schemas.openxmlformats.org/wordprocessingml/2006/main" xmlns:w14="http://schemas.microsoft.com/office/word/2010/wordml" xmlns:w15="http://schemas.microsoft.com/office/word/2012/wordml" xmlns:w16cex="http://schemas.microsoft.com/office/word/2018/wordml/cex" xmlns:w16cid="http://schemas.microsoft.com/office/word/2016/wordml/cid" xmlns:w16="http://schemas.microsoft.com/office/word/2018/wordml" xmlns:w16du="http://schemas.microsoft.com/office/word/2023/wordml/word16du" xmlns:w16sdtdh="http://schemas.microsoft.com/office/word/2020/wordml/sdtdatahash" xmlns:w16se="http://schemas.microsoft.com/office/word/2015/wordml/symex" mc:Ignorable="w14 w15 w16se w16cid w16 w16cex w16sdtdh w16du">
   <w:docDefaults>
     <w:rPrDefault>
       <w:rPr>
-        <w:rFonts w:ascii="Times New Roman" w:hAnsi="Times New Roman" w:eastAsia="SimSun" w:cs="Times New Roman"/>
+        <w:rFonts w:ascii="Times New Roman" w:eastAsia="SimSun" w:hAnsi="Times New Roman" w:cs="Times New Roman"/>
+        <w:lang w:val="en-IN" w:eastAsia="en-IN" w:bidi="ar-SA"/>
       </w:rPr>
     </w:rPrDefault>
     <w:pPrDefault/>
   </w:docDefaults>
-  <w:latentStyles w:count="260" w:defQFormat="0" w:defUnhideWhenUsed="1" w:defSemiHidden="1" w:defUIPriority="99" w:defLockedState="0">
-    <w:lsdException w:qFormat="1" w:unhideWhenUsed="0" w:uiPriority="0" w:semiHidden="0" w:name="Normal"/>
-    <w:lsdException w:qFormat="1" w:unhideWhenUsed="0" w:uiPriority="0" w:semiHidden="0" w:name="heading 1"/>
-    <w:lsdException w:qFormat="1" w:uiPriority="0" w:name="heading 2"/>
-    <w:lsdException w:qFormat="1" w:uiPriority="0" w:name="heading 3"/>
-    <w:lsdException w:qFormat="1" w:uiPriority="0" w:name="heading 4"/>
-    <w:lsdException w:qFormat="1" w:uiPriority="0" w:name="heading 5"/>
-    <w:lsdException w:qFormat="1" w:uiPriority="0" w:name="heading 6"/>
-    <w:lsdException w:qFormat="1" w:uiPriority="0" w:name="heading 7"/>
-    <w:lsdException w:qFormat="1" w:uiPriority="0" w:name="heading 8"/>
-    <w:lsdException w:qFormat="1" w:uiPriority="0" w:name="heading 9"/>
-    <w:lsdException w:unhideWhenUsed="0" w:uiPriority="0" w:semiHidden="0" w:name="index 1"/>
-    <w:lsdException w:unhideWhenUsed="0" w:uiPriority="0" w:semiHidden="0" w:name="index 2"/>
-    <w:lsdException w:unhideWhenUsed="0" w:uiPriority="0" w:semiHidden="0" w:name="index 3"/>
-    <w:lsdException w:unhideWhenUsed="0" w:uiPriority="0" w:semiHidden="0" w:name="index 4"/>
-    <w:lsdException w:unhideWhenUsed="0" w:uiPriority="0" w:semiHidden="0" w:name="index 5"/>
-    <w:lsdException w:unhideWhenUsed="0" w:uiPriority="0" w:semiHidden="0" w:name="index 6"/>
-    <w:lsdException w:unhideWhenUsed="0" w:uiPriority="0" w:semiHidden="0" w:name="index 7"/>
-    <w:lsdException w:unhideWhenUsed="0" w:uiPriority="0" w:semiHidden="0" w:name="index 8"/>
-    <w:lsdException w:unhideWhenUsed="0" w:uiPriority="0" w:semiHidden="0" w:name="index 9"/>
-    <w:lsdException w:unhideWhenUsed="0" w:uiPriority="0" w:semiHidden="0" w:name="toc 1"/>
-    <w:lsdException w:unhideWhenUsed="0" w:uiPriority="0" w:semiHidden="0" w:name="toc 2"/>
-    <w:lsdException w:unhideWhenUsed="0" w:uiPriority="0" w:semiHidden="0" w:name="toc 3"/>
-    <w:lsdException w:unhideWhenUsed="0" w:uiPriority="0" w:semiHidden="0" w:name="toc 4"/>
-    <w:lsdException w:unhideWhenUsed="0" w:uiPriority="0" w:semiHidden="0" w:name="toc 5"/>
-    <w:lsdException w:unhideWhenUsed="0" w:uiPriority="0" w:semiHidden="0" w:name="toc 6"/>
-    <w:lsdException w:unhideWhenUsed="0" w:uiPriority="0" w:semiHidden="0" w:name="toc 7"/>
-    <w:lsdException w:unhideWhenUsed="0" w:uiPriority="0" w:semiHidden="0" w:name="toc 8"/>
-    <w:lsdException w:unhideWhenUsed="0" w:uiPriority="0" w:semiHidden="0" w:name="toc 9"/>
-    <w:lsdException w:unhideWhenUsed="0" w:uiPriority="0" w:semiHidden="0" w:name="Normal Indent"/>
-    <w:lsdException w:unhideWhenUsed="0" w:uiPriority="0" w:semiHidden="0" w:name="footnote text"/>
-    <w:lsdException w:unhideWhenUsed="0" w:uiPriority="0" w:semiHidden="0" w:name="annotation text"/>
-    <w:lsdException w:unhideWhenUsed="0" w:uiPriority="0" w:semiHidden="0" w:name="header"/>
-    <w:lsdException w:unhideWhenUsed="0" w:uiPriority="0" w:semiHidden="0" w:name="footer"/>
-    <w:lsdException w:unhideWhenUsed="0" w:uiPriority="0" w:semiHidden="0" w:name="index heading"/>
-    <w:lsdException w:qFormat="1" w:uiPriority="0" w:name="caption"/>
-    <w:lsdException w:unhideWhenUsed="0" w:uiPriority="0" w:semiHidden="0" w:name="table of figures"/>
-    <w:lsdException w:unhideWhenUsed="0" w:uiPriority="0" w:semiHidden="0" w:name="envelope address"/>
-    <w:lsdException w:unhideWhenUsed="0" w:uiPriority="0" w:semiHidden="0" w:name="envelope return"/>
-    <w:lsdException w:unhideWhenUsed="0" w:uiPriority="0" w:semiHidden="0" w:name="footnote reference"/>
-    <w:lsdException w:unhideWhenUsed="0" w:uiPriority="0" w:semiHidden="0" w:name="annotation reference"/>
-    <w:lsdException w:unhideWhenUsed="0" w:uiPriority="0" w:semiHidden="0" w:name="line number"/>
-    <w:lsdException w:unhideWhenUsed="0" w:uiPriority="0" w:semiHidden="0" w:name="page number"/>
-    <w:lsdException w:unhideWhenUsed="0" w:uiPriority="0" w:semiHidden="0" w:name="endnote reference"/>
-    <w:lsdException w:unhideWhenUsed="0" w:uiPriority="0" w:semiHidden="0" w:name="endnote text"/>
-    <w:lsdException w:unhideWhenUsed="0" w:uiPriority="0" w:semiHidden="0" w:name="table of authorities"/>
-    <w:lsdException w:unhideWhenUsed="0" w:uiPriority="0" w:semiHidden="0" w:name="macro"/>
-    <w:lsdException w:unhideWhenUsed="0" w:uiPriority="0" w:semiHidden="0" w:name="toa heading"/>
-    <w:lsdException w:unhideWhenUsed="0" w:uiPriority="0" w:semiHidden="0" w:name="List"/>
-    <w:lsdException w:unhideWhenUsed="0" w:uiPriority="0" w:semiHidden="0" w:name="List Bullet"/>
-    <w:lsdException w:unhideWhenUsed="0" w:uiPriority="0" w:semiHidden="0" w:name="List Number"/>
-    <w:lsdException w:unhideWhenUsed="0" w:uiPriority="0" w:semiHidden="0" w:name="List 2"/>
-    <w:lsdException w:unhideWhenUsed="0" w:uiPriority="0" w:semiHidden="0" w:name="List 3"/>
-    <w:lsdException w:unhideWhenUsed="0" w:uiPriority="0" w:semiHidden="0" w:name="List 4"/>
-    <w:lsdException w:unhideWhenUsed="0" w:uiPriority="0" w:semiHidden="0" w:name="List 5"/>
-    <w:lsdException w:unhideWhenUsed="0" w:uiPriority="0" w:semiHidden="0" w:name="List Bullet 2"/>
-    <w:lsdException w:unhideWhenUsed="0" w:uiPriority="0" w:semiHidden="0" w:name="List Bullet 3"/>
-    <w:lsdException w:unhideWhenUsed="0" w:uiPriority="0" w:semiHidden="0" w:name="List Bullet 4"/>
-    <w:lsdException w:unhideWhenUsed="0" w:uiPriority="0" w:semiHidden="0" w:name="List Bullet 5"/>
-    <w:lsdException w:unhideWhenUsed="0" w:uiPriority="0" w:semiHidden="0" w:name="List Number 2"/>
-    <w:lsdException w:unhideWhenUsed="0" w:uiPriority="0" w:semiHidden="0" w:name="List Number 3"/>
-    <w:lsdException w:unhideWhenUsed="0" w:uiPriority="0" w:semiHidden="0" w:name="List Number 4"/>
-    <w:lsdException w:unhideWhenUsed="0" w:uiPriority="0" w:semiHidden="0" w:name="List Number 5"/>
-    <w:lsdException w:qFormat="1" w:unhideWhenUsed="0" w:uiPriority="0" w:semiHidden="0" w:name="Title"/>
-    <w:lsdException w:unhideWhenUsed="0" w:uiPriority="0" w:semiHidden="0" w:name="Closing"/>
-    <w:lsdException w:unhideWhenUsed="0" w:uiPriority="0" w:semiHidden="0" w:name="Signature"/>
-    <w:lsdException w:unhideWhenUsed="0" w:uiPriority="0" w:name="Default Paragraph Font"/>
-    <w:lsdException w:unhideWhenUsed="0" w:uiPriority="0" w:semiHidden="0" w:name="Body Text"/>
-    <w:lsdException w:unhideWhenUsed="0" w:uiPriority="0" w:semiHidden="0" w:name="Body Text Indent"/>
-    <w:lsdException w:unhideWhenUsed="0" w:uiPriority="0" w:semiHidden="0" w:name="List Continue"/>
-    <w:lsdException w:unhideWhenUsed="0" w:uiPriority="0" w:semiHidden="0" w:name="List Continue 2"/>
-    <w:lsdException w:unhideWhenUsed="0" w:uiPriority="0" w:semiHidden="0" w:name="List Continue 3"/>
-    <w:lsdException w:unhideWhenUsed="0" w:uiPriority="0" w:semiHidden="0" w:name="List Continue 4"/>
-    <w:lsdException w:unhideWhenUsed="0" w:uiPriority="0" w:semiHidden="0" w:name="List Continue 5"/>
-    <w:lsdException w:unhideWhenUsed="0" w:uiPriority="0" w:semiHidden="0" w:name="Message Header"/>
-    <w:lsdException w:qFormat="1" w:unhideWhenUsed="0" w:uiPriority="0" w:semiHidden="0" w:name="Subtitle"/>
-    <w:lsdException w:unhideWhenUsed="0" w:uiPriority="0" w:semiHidden="0" w:name="Salutation"/>
-    <w:lsdException w:unhideWhenUsed="0" w:uiPriority="0" w:semiHidden="0" w:name="Date"/>
-    <w:lsdException w:unhideWhenUsed="0" w:uiPriority="0" w:semiHidden="0" w:name="Body Text First Indent"/>
-    <w:lsdException w:unhideWhenUsed="0" w:uiPriority="0" w:semiHidden="0" w:name="Body Text First Indent 2"/>
-    <w:lsdException w:unhideWhenUsed="0" w:uiPriority="0" w:semiHidden="0" w:name="Note Heading"/>
-    <w:lsdException w:unhideWhenUsed="0" w:uiPriority="0" w:semiHidden="0" w:name="Body Text 2"/>
-    <w:lsdException w:unhideWhenUsed="0" w:uiPriority="0" w:semiHidden="0" w:name="Body Text 3"/>
-    <w:lsdException w:unhideWhenUsed="0" w:uiPriority="0" w:semiHidden="0" w:name="Body Text Indent 2"/>
-    <w:lsdException w:unhideWhenUsed="0" w:uiPriority="0" w:semiHidden="0" w:name="Body Text Indent 3"/>
-    <w:lsdException w:unhideWhenUsed="0" w:uiPriority="0" w:semiHidden="0" w:name="Block Text"/>
-    <w:lsdException w:unhideWhenUsed="0" w:uiPriority="0" w:semiHidden="0" w:name="Hyperlink"/>
-    <w:lsdException w:unhideWhenUsed="0" w:uiPriority="0" w:semiHidden="0" w:name="FollowedHyperlink"/>
-    <w:lsdException w:qFormat="1" w:unhideWhenUsed="0" w:uiPriority="0" w:semiHidden="0" w:name="Strong"/>
-    <w:lsdException w:qFormat="1" w:unhideWhenUsed="0" w:uiPriority="0" w:semiHidden="0" w:name="Emphasis"/>
-    <w:lsdException w:unhideWhenUsed="0" w:uiPriority="0" w:semiHidden="0" w:name="Document Map"/>
-    <w:lsdException w:unhideWhenUsed="0" w:uiPriority="0" w:semiHidden="0" w:name="Plain Text"/>
-    <w:lsdException w:unhideWhenUsed="0" w:uiPriority="0" w:semiHidden="0" w:name="E-mail Signature"/>
-    <w:lsdException w:unhideWhenUsed="0" w:uiPriority="0" w:semiHidden="0" w:name="Normal (Web)"/>
-    <w:lsdException w:unhideWhenUsed="0" w:uiPriority="0" w:semiHidden="0" w:name="HTML Acronym"/>
-    <w:lsdException w:unhideWhenUsed="0" w:uiPriority="0" w:semiHidden="0" w:name="HTML Address"/>
-    <w:lsdException w:unhideWhenUsed="0" w:uiPriority="0" w:semiHidden="0" w:name="HTML Cite"/>
-    <w:lsdException w:unhideWhenUsed="0" w:uiPriority="0" w:semiHidden="0" w:name="HTML Code"/>
-    <w:lsdException w:unhideWhenUsed="0" w:uiPriority="0" w:semiHidden="0" w:name="HTML Definition"/>
-    <w:lsdException w:unhideWhenUsed="0" w:uiPriority="0" w:semiHidden="0" w:name="HTML Keyboard"/>
-    <w:lsdException w:unhideWhenUsed="0" w:uiPriority="0" w:semiHidden="0" w:name="HTML Preformatted"/>
-    <w:lsdException w:unhideWhenUsed="0" w:uiPriority="0" w:semiHidden="0" w:name="HTML Sample"/>
-    <w:lsdException w:unhideWhenUsed="0" w:uiPriority="0" w:semiHidden="0" w:name="HTML Typewriter"/>
-    <w:lsdException w:unhideWhenUsed="0" w:uiPriority="0" w:semiHidden="0" w:name="HTML Variable"/>
-    <w:lsdException w:qFormat="1" w:unhideWhenUsed="0" w:uiPriority="0" w:name="Normal Table"/>
-    <w:lsdException w:unhideWhenUsed="0" w:uiPriority="0" w:semiHidden="0" w:name="annotation subject"/>
-    <w:lsdException w:unhideWhenUsed="0" w:uiPriority="0" w:semiHidden="0" w:name="Table Simple 1"/>
-    <w:lsdException w:unhideWhenUsed="0" w:uiPriority="0" w:semiHidden="0" w:name="Table Simple 2"/>
-    <w:lsdException w:unhideWhenUsed="0" w:uiPriority="0" w:semiHidden="0" w:name="Table Simple 3"/>
-    <w:lsdException w:unhideWhenUsed="0" w:uiPriority="0" w:semiHidden="0" w:name="Table Classic 1"/>
-    <w:lsdException w:unhideWhenUsed="0" w:uiPriority="0" w:semiHidden="0" w:name="Table Classic 2"/>
-    <w:lsdException w:unhideWhenUsed="0" w:uiPriority="0" w:semiHidden="0" w:name="Table Classic 3"/>
-    <w:lsdException w:unhideWhenUsed="0" w:uiPriority="0" w:semiHidden="0" w:name="Table Classic 4"/>
-    <w:lsdException w:unhideWhenUsed="0" w:uiPriority="0" w:semiHidden="0" w:name="Table Colorful 1"/>
-    <w:lsdException w:unhideWhenUsed="0" w:uiPriority="0" w:semiHidden="0" w:name="Table Colorful 2"/>
-    <w:lsdException w:unhideWhenUsed="0" w:uiPriority="0" w:semiHidden="0" w:name="Table Colorful 3"/>
-    <w:lsdException w:unhideWhenUsed="0" w:uiPriority="0" w:semiHidden="0" w:name="Table Columns 1"/>
-    <w:lsdException w:unhideWhenUsed="0" w:uiPriority="0" w:semiHidden="0" w:name="Table Columns 2"/>
-    <w:lsdException w:unhideWhenUsed="0" w:uiPriority="0" w:semiHidden="0" w:name="Table Columns 3"/>
-    <w:lsdException w:unhideWhenUsed="0" w:uiPriority="0" w:semiHidden="0" w:name="Table Columns 4"/>
-    <w:lsdException w:unhideWhenUsed="0" w:uiPriority="0" w:semiHidden="0" w:name="Table Columns 5"/>
-    <w:lsdException w:unhideWhenUsed="0" w:uiPriority="0" w:semiHidden="0" w:name="Table Grid 1"/>
-    <w:lsdException w:unhideWhenUsed="0" w:uiPriority="0" w:semiHidden="0" w:name="Table Grid 2"/>
-    <w:lsdException w:unhideWhenUsed="0" w:uiPriority="0" w:semiHidden="0" w:name="Table Grid 3"/>
-    <w:lsdException w:unhideWhenUsed="0" w:uiPriority="0" w:semiHidden="0" w:name="Table Grid 4"/>
-    <w:lsdException w:unhideWhenUsed="0" w:uiPriority="0" w:semiHidden="0" w:name="Table Grid 5"/>
-    <w:lsdException w:unhideWhenUsed="0" w:uiPriority="0" w:semiHidden="0" w:name="Table Grid 6"/>
-    <w:lsdException w:unhideWhenUsed="0" w:uiPriority="0" w:semiHidden="0" w:name="Table Grid 7"/>
-    <w:lsdException w:unhideWhenUsed="0" w:uiPriority="0" w:semiHidden="0" w:name="Table Grid 8"/>
-    <w:lsdException w:unhideWhenUsed="0" w:uiPriority="0" w:semiHidden="0" w:name="Table List 1"/>
-    <w:lsdException w:unhideWhenUsed="0" w:uiPriority="0" w:semiHidden="0" w:name="Table List 2"/>
-    <w:lsdException w:unhideWhenUsed="0" w:uiPriority="0" w:semiHidden="0" w:name="Table List 3"/>
-    <w:lsdException w:unhideWhenUsed="0" w:uiPriority="0" w:semiHidden="0" w:name="Table List 4"/>
-    <w:lsdException w:unhideWhenUsed="0" w:uiPriority="0" w:semiHidden="0" w:name="Table List 5"/>
-    <w:lsdException w:unhideWhenUsed="0" w:uiPriority="0" w:semiHidden="0" w:name="Table List 6"/>
-    <w:lsdException w:unhideWhenUsed="0" w:uiPriority="0" w:semiHidden="0" w:name="Table List 7"/>
-    <w:lsdException w:unhideWhenUsed="0" w:uiPriority="0" w:semiHidden="0" w:name="Table List 8"/>
-    <w:lsdException w:unhideWhenUsed="0" w:uiPriority="0" w:semiHidden="0" w:name="Table 3D effects 1"/>
-    <w:lsdException w:unhideWhenUsed="0" w:uiPriority="0" w:semiHidden="0" w:name="Table 3D effects 2"/>
-    <w:lsdException w:unhideWhenUsed="0" w:uiPriority="0" w:semiHidden="0" w:name="Table 3D effects 3"/>
-    <w:lsdException w:unhideWhenUsed="0" w:uiPriority="0" w:semiHidden="0" w:name="Table Contemporary"/>
-    <w:lsdException w:unhideWhenUsed="0" w:uiPriority="0" w:semiHidden="0" w:name="Table Elegant"/>
-    <w:lsdException w:unhideWhenUsed="0" w:uiPriority="0" w:semiHidden="0" w:name="Table Professional"/>
-    <w:lsdException w:unhideWhenUsed="0" w:uiPriority="0" w:semiHidden="0" w:name="Table Subtle 1"/>
-    <w:lsdException w:unhideWhenUsed="0" w:uiPriority="0" w:semiHidden="0" w:name="Table Subtle 2"/>
-    <w:lsdException w:unhideWhenUsed="0" w:uiPriority="0" w:semiHidden="0" w:name="Table Web 1"/>
-    <w:lsdException w:unhideWhenUsed="0" w:uiPriority="0" w:semiHidden="0" w:name="Table Web 2"/>
-    <w:lsdException w:unhideWhenUsed="0" w:uiPriority="0" w:semiHidden="0" w:name="Table Web 3"/>
-    <w:lsdException w:unhideWhenUsed="0" w:uiPriority="0" w:semiHidden="0" w:name="Balloon Text"/>
-    <w:lsdException w:unhideWhenUsed="0" w:uiPriority="0" w:semiHidden="0" w:name="Table Grid"/>
-    <w:lsdException w:unhideWhenUsed="0" w:uiPriority="0" w:semiHidden="0" w:name="Table Theme"/>
-    <w:lsdException w:unhideWhenUsed="0" w:uiPriority="60" w:semiHidden="0" w:name="Light Shading"/>
-    <w:lsdException w:unhideWhenUsed="0" w:uiPriority="61" w:semiHidden="0" w:name="Light List"/>
-    <w:lsdException w:unhideWhenUsed="0" w:uiPriority="62" w:semiHidden="0" w:name="Light Grid"/>
-    <w:lsdException w:unhideWhenUsed="0" w:uiPriority="63" w:semiHidden="0" w:name="Medium Shading 1"/>
-    <w:lsdException w:unhideWhenUsed="0" w:uiPriority="64" w:semiHidden="0" w:name="Medium Shading 2"/>
-    <w:lsdException w:unhideWhenUsed="0" w:uiPriority="65" w:semiHidden="0" w:name="Medium List 1"/>
-    <w:lsdException w:unhideWhenUsed="0" w:uiPriority="66" w:semiHidden="0" w:name="Medium List 2"/>
-    <w:lsdException w:unhideWhenUsed="0" w:uiPriority="67" w:semiHidden="0" w:name="Medium Grid 1"/>
-    <w:lsdException w:unhideWhenUsed="0" w:uiPriority="68" w:semiHidden="0" w:name="Medium Grid 2"/>
-    <w:lsdException w:unhideWhenUsed="0" w:uiPriority="69" w:semiHidden="0" w:name="Medium Grid 3"/>
-    <w:lsdException w:unhideWhenUsed="0" w:uiPriority="70" w:semiHidden="0" w:name="Dark List"/>
-    <w:lsdException w:unhideWhenUsed="0" w:uiPriority="71" w:semiHidden="0" w:name="Colorful Shading"/>
-    <w:lsdException w:unhideWhenUsed="0" w:uiPriority="72" w:semiHidden="0" w:name="Colorful List"/>
-    <w:lsdException w:unhideWhenUsed="0" w:uiPriority="73" w:semiHidden="0" w:name="Colorful Grid"/>
-    <w:lsdException w:unhideWhenUsed="0" w:uiPriority="60" w:semiHidden="0" w:name="Light Shading Accent 1"/>
-    <w:lsdException w:unhideWhenUsed="0" w:uiPriority="61" w:semiHidden="0" w:name="Light List Accent 1"/>
-    <w:lsdException w:unhideWhenUsed="0" w:uiPriority="62" w:semiHidden="0" w:name="Light Grid Accent 1"/>
-    <w:lsdException w:unhideWhenUsed="0" w:uiPriority="63" w:semiHidden="0" w:name="Medium Shading 1 Accent 1"/>
-    <w:lsdException w:unhideWhenUsed="0" w:uiPriority="64" w:semiHidden="0" w:name="Medium Shading 2 Accent 1"/>
-    <w:lsdException w:unhideWhenUsed="0" w:uiPriority="65" w:semiHidden="0" w:name="Medium List 1 Accent 1"/>
-    <w:lsdException w:unhideWhenUsed="0" w:uiPriority="66" w:semiHidden="0" w:name="Medium List 2 Accent 1"/>
-    <w:lsdException w:unhideWhenUsed="0" w:uiPriority="67" w:semiHidden="0" w:name="Medium Grid 1 Accent 1"/>
-    <w:lsdException w:unhideWhenUsed="0" w:uiPriority="68" w:semiHidden="0" w:name="Medium Grid 2 Accent 1"/>
-    <w:lsdException w:unhideWhenUsed="0" w:uiPriority="69" w:semiHidden="0" w:name="Medium Grid 3 Accent 1"/>
-    <w:lsdException w:unhideWhenUsed="0" w:uiPriority="70" w:semiHidden="0" w:name="Dark List Accent 1"/>
-    <w:lsdException w:unhideWhenUsed="0" w:uiPriority="71" w:semiHidden="0" w:name="Colorful Shading Accent 1"/>
-    <w:lsdException w:unhideWhenUsed="0" w:uiPriority="72" w:semiHidden="0" w:name="Colorful List Accent 1"/>
-    <w:lsdException w:unhideWhenUsed="0" w:uiPriority="73" w:semiHidden="0" w:name="Colorful Grid Accent 1"/>
-    <w:lsdException w:unhideWhenUsed="0" w:uiPriority="60" w:semiHidden="0" w:name="Light Shading Accent 2"/>
-    <w:lsdException w:unhideWhenUsed="0" w:uiPriority="61" w:semiHidden="0" w:name="Light List Accent 2"/>
-    <w:lsdException w:unhideWhenUsed="0" w:uiPriority="62" w:semiHidden="0" w:name="Light Grid Accent 2"/>
-    <w:lsdException w:unhideWhenUsed="0" w:uiPriority="63" w:semiHidden="0" w:name="Medium Shading 1 Accent 2"/>
-    <w:lsdException w:unhideWhenUsed="0" w:uiPriority="64" w:semiHidden="0" w:name="Medium Shading 2 Accent 2"/>
-    <w:lsdException w:unhideWhenUsed="0" w:uiPriority="65" w:semiHidden="0" w:name="Medium List 1 Accent 2"/>
-    <w:lsdException w:unhideWhenUsed="0" w:uiPriority="66" w:semiHidden="0" w:name="Medium List 2 Accent 2"/>
-    <w:lsdException w:unhideWhenUsed="0" w:uiPriority="67" w:semiHidden="0" w:name="Medium Grid 1 Accent 2"/>
-    <w:lsdException w:unhideWhenUsed="0" w:uiPriority="68" w:semiHidden="0" w:name="Medium Grid 2 Accent 2"/>
-    <w:lsdException w:unhideWhenUsed="0" w:uiPriority="69" w:semiHidden="0" w:name="Medium Grid 3 Accent 2"/>
-    <w:lsdException w:unhideWhenUsed="0" w:uiPriority="70" w:semiHidden="0" w:name="Dark List Accent 2"/>
-    <w:lsdException w:unhideWhenUsed="0" w:uiPriority="71" w:semiHidden="0" w:name="Colorful Shading Accent 2"/>
-    <w:lsdException w:unhideWhenUsed="0" w:uiPriority="72" w:semiHidden="0" w:name="Colorful List Accent 2"/>
-    <w:lsdException w:unhideWhenUsed="0" w:uiPriority="73" w:semiHidden="0" w:name="Colorful Grid Accent 2"/>
-    <w:lsdException w:unhideWhenUsed="0" w:uiPriority="60" w:semiHidden="0" w:name="Light Shading Accent 3"/>
-    <w:lsdException w:unhideWhenUsed="0" w:uiPriority="61" w:semiHidden="0" w:name="Light List Accent 3"/>
-    <w:lsdException w:unhideWhenUsed="0" w:uiPriority="62" w:semiHidden="0" w:name="Light Grid Accent 3"/>
-    <w:lsdException w:unhideWhenUsed="0" w:uiPriority="63" w:semiHidden="0" w:name="Medium Shading 1 Accent 3"/>
-    <w:lsdException w:unhideWhenUsed="0" w:uiPriority="64" w:semiHidden="0" w:name="Medium Shading 2 Accent 3"/>
-    <w:lsdException w:unhideWhenUsed="0" w:uiPriority="65" w:semiHidden="0" w:name="Medium List 1 Accent 3"/>
-    <w:lsdException w:unhideWhenUsed="0" w:uiPriority="66" w:semiHidden="0" w:name="Medium List 2 Accent 3"/>
-    <w:lsdException w:unhideWhenUsed="0" w:uiPriority="67" w:semiHidden="0" w:name="Medium Grid 1 Accent 3"/>
-    <w:lsdException w:unhideWhenUsed="0" w:uiPriority="68" w:semiHidden="0" w:name="Medium Grid 2 Accent 3"/>
-    <w:lsdException w:unhideWhenUsed="0" w:uiPriority="69" w:semiHidden="0" w:name="Medium Grid 3 Accent 3"/>
-    <w:lsdException w:unhideWhenUsed="0" w:uiPriority="70" w:semiHidden="0" w:name="Dark List Accent 3"/>
-    <w:lsdException w:unhideWhenUsed="0" w:uiPriority="71" w:semiHidden="0" w:name="Colorful Shading Accent 3"/>
-    <w:lsdException w:unhideWhenUsed="0" w:uiPriority="72" w:semiHidden="0" w:name="Colorful List Accent 3"/>
-    <w:lsdException w:unhideWhenUsed="0" w:uiPriority="73" w:semiHidden="0" w:name="Colorful Grid Accent 3"/>
-    <w:lsdException w:unhideWhenUsed="0" w:uiPriority="60" w:semiHidden="0" w:name="Light Shading Accent 4"/>
-    <w:lsdException w:unhideWhenUsed="0" w:uiPriority="61" w:semiHidden="0" w:name="Light List Accent 4"/>
-    <w:lsdException w:unhideWhenUsed="0" w:uiPriority="62" w:semiHidden="0" w:name="Light Grid Accent 4"/>
-    <w:lsdException w:unhideWhenUsed="0" w:uiPriority="63" w:semiHidden="0" w:name="Medium Shading 1 Accent 4"/>
-    <w:lsdException w:unhideWhenUsed="0" w:uiPriority="64" w:semiHidden="0" w:name="Medium Shading 2 Accent 4"/>
-    <w:lsdException w:unhideWhenUsed="0" w:uiPriority="65" w:semiHidden="0" w:name="Medium List 1 Accent 4"/>
-    <w:lsdException w:unhideWhenUsed="0" w:uiPriority="66" w:semiHidden="0" w:name="Medium List 2 Accent 4"/>
-    <w:lsdException w:unhideWhenUsed="0" w:uiPriority="67" w:semiHidden="0" w:name="Medium Grid 1 Accent 4"/>
-    <w:lsdException w:unhideWhenUsed="0" w:uiPriority="68" w:semiHidden="0" w:name="Medium Grid 2 Accent 4"/>
-    <w:lsdException w:unhideWhenUsed="0" w:uiPriority="69" w:semiHidden="0" w:name="Medium Grid 3 Accent 4"/>
-    <w:lsdException w:unhideWhenUsed="0" w:uiPriority="70" w:semiHidden="0" w:name="Dark List Accent 4"/>
-    <w:lsdException w:unhideWhenUsed="0" w:uiPriority="71" w:semiHidden="0" w:name="Colorful Shading Accent 4"/>
-    <w:lsdException w:unhideWhenUsed="0" w:uiPriority="72" w:semiHidden="0" w:name="Colorful List Accent 4"/>
-    <w:lsdException w:unhideWhenUsed="0" w:uiPriority="73" w:semiHidden="0" w:name="Colorful Grid Accent 4"/>
-    <w:lsdException w:unhideWhenUsed="0" w:uiPriority="60" w:semiHidden="0" w:name="Light Shading Accent 5"/>
-    <w:lsdException w:unhideWhenUsed="0" w:uiPriority="61" w:semiHidden="0" w:name="Light List Accent 5"/>
-    <w:lsdException w:unhideWhenUsed="0" w:uiPriority="62" w:semiHidden="0" w:name="Light Grid Accent 5"/>
-    <w:lsdException w:unhideWhenUsed="0" w:uiPriority="63" w:semiHidden="0" w:name="Medium Shading 1 Accent 5"/>
-    <w:lsdException w:unhideWhenUsed="0" w:uiPriority="64" w:semiHidden="0" w:name="Medium Shading 2 Accent 5"/>
-    <w:lsdException w:unhideWhenUsed="0" w:uiPriority="65" w:semiHidden="0" w:name="Medium List 1 Accent 5"/>
-    <w:lsdException w:unhideWhenUsed="0" w:uiPriority="66" w:semiHidden="0" w:name="Medium List 2 Accent 5"/>
-    <w:lsdException w:unhideWhenUsed="0" w:uiPriority="67" w:semiHidden="0" w:name="Medium Grid 1 Accent 5"/>
-    <w:lsdException w:unhideWhenUsed="0" w:uiPriority="68" w:semiHidden="0" w:name="Medium Grid 2 Accent 5"/>
-    <w:lsdException w:unhideWhenUsed="0" w:uiPriority="69" w:semiHidden="0" w:name="Medium Grid 3 Accent 5"/>
-    <w:lsdException w:unhideWhenUsed="0" w:uiPriority="70" w:semiHidden="0" w:name="Dark List Accent 5"/>
-    <w:lsdException w:unhideWhenUsed="0" w:uiPriority="71" w:semiHidden="0" w:name="Colorful Shading Accent 5"/>
-    <w:lsdException w:unhideWhenUsed="0" w:uiPriority="72" w:semiHidden="0" w:name="Colorful List Accent 5"/>
-    <w:lsdException w:unhideWhenUsed="0" w:uiPriority="73" w:semiHidden="0" w:name="Colorful Grid Accent 5"/>
-    <w:lsdException w:unhideWhenUsed="0" w:uiPriority="60" w:semiHidden="0" w:name="Light Shading Accent 6"/>
-    <w:lsdException w:unhideWhenUsed="0" w:uiPriority="61" w:semiHidden="0" w:name="Light List Accent 6"/>
-    <w:lsdException w:unhideWhenUsed="0" w:uiPriority="62" w:semiHidden="0" w:name="Light Grid Accent 6"/>
-    <w:lsdException w:unhideWhenUsed="0" w:uiPriority="63" w:semiHidden="0" w:name="Medium Shading 1 Accent 6"/>
-    <w:lsdException w:unhideWhenUsed="0" w:uiPriority="64" w:semiHidden="0" w:name="Medium Shading 2 Accent 6"/>
-    <w:lsdException w:unhideWhenUsed="0" w:uiPriority="65" w:semiHidden="0" w:name="Medium List 1 Accent 6"/>
-    <w:lsdException w:unhideWhenUsed="0" w:uiPriority="66" w:semiHidden="0" w:name="Medium List 2 Accent 6"/>
-    <w:lsdException w:unhideWhenUsed="0" w:uiPriority="67" w:semiHidden="0" w:name="Medium Grid 1 Accent 6"/>
-    <w:lsdException w:unhideWhenUsed="0" w:uiPriority="68" w:semiHidden="0" w:name="Medium Grid 2 Accent 6"/>
-    <w:lsdException w:unhideWhenUsed="0" w:uiPriority="69" w:semiHidden="0" w:name="Medium Grid 3 Accent 6"/>
-    <w:lsdException w:unhideWhenUsed="0" w:uiPriority="70" w:semiHidden="0" w:name="Dark List Accent 6"/>
-    <w:lsdException w:unhideWhenUsed="0" w:uiPriority="71" w:semiHidden="0" w:name="Colorful Shading Accent 6"/>
-    <w:lsdException w:unhideWhenUsed="0" w:uiPriority="72" w:semiHidden="0" w:name="Colorful List Accent 6"/>
-    <w:lsdException w:unhideWhenUsed="0" w:uiPriority="73" w:semiHidden="0" w:name="Colorful Grid Accent 6"/>
+  <w:latentStyles w:defLockedState="0" w:defUIPriority="0" w:defSemiHidden="0" w:defUnhideWhenUsed="0" w:defQFormat="0" w:count="376">
+    <w:lsdException w:name="Normal" w:qFormat="1"/>
+    <w:lsdException w:name="heading 1" w:qFormat="1"/>
+    <w:lsdException w:name="heading 2" w:semiHidden="1" w:unhideWhenUsed="1" w:qFormat="1"/>
+    <w:lsdException w:name="heading 3" w:semiHidden="1" w:unhideWhenUsed="1" w:qFormat="1"/>
+    <w:lsdException w:name="heading 4" w:semiHidden="1" w:unhideWhenUsed="1" w:qFormat="1"/>
+    <w:lsdException w:name="heading 5" w:semiHidden="1" w:unhideWhenUsed="1" w:qFormat="1"/>
+    <w:lsdException w:name="heading 6" w:semiHidden="1" w:unhideWhenUsed="1" w:qFormat="1"/>
+    <w:lsdException w:name="heading 7" w:semiHidden="1" w:unhideWhenUsed="1" w:qFormat="1"/>
+    <w:lsdException w:name="heading 8" w:semiHidden="1" w:unhideWhenUsed="1" w:qFormat="1"/>
+    <w:lsdException w:name="heading 9" w:semiHidden="1" w:unhideWhenUsed="1" w:qFormat="1"/>
+    <w:lsdException w:name="caption" w:semiHidden="1" w:unhideWhenUsed="1" w:qFormat="1"/>
+    <w:lsdException w:name="Title" w:qFormat="1"/>
+    <w:lsdException w:name="Default Paragraph Font" w:semiHidden="1"/>
+    <w:lsdException w:name="Subtitle" w:qFormat="1"/>
+    <w:lsdException w:name="Strong" w:uiPriority="22" w:qFormat="1"/>
+    <w:lsdException w:name="Emphasis" w:qFormat="1"/>
+    <w:lsdException w:name="HTML Top of Form" w:semiHidden="1" w:uiPriority="99" w:unhideWhenUsed="1"/>
+    <w:lsdException w:name="HTML Bottom of Form" w:semiHidden="1" w:uiPriority="99" w:unhideWhenUsed="1"/>
+    <w:lsdException w:name="Normal (Web)" w:uiPriority="99"/>
+    <w:lsdException w:name="HTML Code" w:uiPriority="99"/>
+    <w:lsdException w:name="Normal Table" w:semiHidden="1" w:unhideWhenUsed="1" w:qFormat="1"/>
+    <w:lsdException w:name="No List" w:semiHidden="1" w:uiPriority="99" w:unhideWhenUsed="1"/>
+    <w:lsdException w:name="Outline List 1" w:semiHidden="1" w:uiPriority="99" w:unhideWhenUsed="1"/>
+    <w:lsdException w:name="Outline List 2" w:semiHidden="1" w:uiPriority="99" w:unhideWhenUsed="1"/>
+    <w:lsdException w:name="Outline List 3" w:semiHidden="1" w:uiPriority="99" w:unhideWhenUsed="1"/>
+    <w:lsdException w:name="Table Simple 1" w:semiHidden="1" w:unhideWhenUsed="1"/>
+    <w:lsdException w:name="Table Simple 2" w:semiHidden="1" w:unhideWhenUsed="1"/>
+    <w:lsdException w:name="Table Simple 3" w:semiHidden="1" w:unhideWhenUsed="1"/>
+    <w:lsdException w:name="Table Classic 1" w:semiHidden="1" w:unhideWhenUsed="1"/>
+    <w:lsdException w:name="Table Classic 2" w:semiHidden="1" w:unhideWhenUsed="1"/>
+    <w:lsdException w:name="Table Classic 3" w:semiHidden="1" w:unhideWhenUsed="1"/>
+    <w:lsdException w:name="Table Classic 4" w:semiHidden="1" w:unhideWhenUsed="1"/>
+    <w:lsdException w:name="Table Colorful 1" w:semiHidden="1" w:unhideWhenUsed="1"/>
+    <w:lsdException w:name="Table Colorful 2" w:semiHidden="1" w:unhideWhenUsed="1"/>
+    <w:lsdException w:name="Table Colorful 3" w:semiHidden="1" w:unhideWhenUsed="1"/>
+    <w:lsdException w:name="Table Columns 1" w:semiHidden="1" w:unhideWhenUsed="1"/>
+    <w:lsdException w:name="Table Columns 2" w:semiHidden="1" w:unhideWhenUsed="1"/>
+    <w:lsdException w:name="Table Columns 3" w:semiHidden="1" w:unhideWhenUsed="1"/>
+    <w:lsdException w:name="Table Columns 4" w:semiHidden="1" w:unhideWhenUsed="1"/>
+    <w:lsdException w:name="Table Columns 5" w:semiHidden="1" w:unhideWhenUsed="1"/>
+    <w:lsdException w:name="Table Grid 1" w:semiHidden="1" w:unhideWhenUsed="1"/>
+    <w:lsdException w:name="Table Grid 2" w:semiHidden="1" w:unhideWhenUsed="1"/>
+    <w:lsdException w:name="Table Grid 3" w:semiHidden="1" w:unhideWhenUsed="1"/>
+    <w:lsdException w:name="Table Grid 4" w:semiHidden="1" w:unhideWhenUsed="1"/>
+    <w:lsdException w:name="Table Grid 5" w:semiHidden="1" w:unhideWhenUsed="1"/>
+    <w:lsdException w:name="Table Grid 6" w:semiHidden="1" w:unhideWhenUsed="1"/>
+    <w:lsdException w:name="Table Grid 7" w:semiHidden="1" w:unhideWhenUsed="1"/>
+    <w:lsdException w:name="Table Grid 8" w:semiHidden="1" w:unhideWhenUsed="1"/>
+    <w:lsdException w:name="Table List 1" w:semiHidden="1" w:unhideWhenUsed="1"/>
+    <w:lsdException w:name="Table List 2" w:semiHidden="1" w:unhideWhenUsed="1"/>
+    <w:lsdException w:name="Table List 3" w:semiHidden="1" w:unhideWhenUsed="1"/>
+    <w:lsdException w:name="Table List 4" w:semiHidden="1" w:unhideWhenUsed="1"/>
+    <w:lsdException w:name="Table List 5" w:semiHidden="1" w:unhideWhenUsed="1"/>
+    <w:lsdException w:name="Table List 6" w:semiHidden="1" w:unhideWhenUsed="1"/>
+    <w:lsdException w:name="Table List 7" w:semiHidden="1" w:unhideWhenUsed="1"/>
+    <w:lsdException w:name="Table List 8" w:semiHidden="1" w:unhideWhenUsed="1"/>
+    <w:lsdException w:name="Table 3D effects 1" w:semiHidden="1" w:unhideWhenUsed="1"/>
+    <w:lsdException w:name="Table 3D effects 2" w:semiHidden="1" w:unhideWhenUsed="1"/>
+    <w:lsdException w:name="Table 3D effects 3" w:semiHidden="1" w:unhideWhenUsed="1"/>
+    <w:lsdException w:name="Table Contemporary" w:semiHidden="1" w:unhideWhenUsed="1"/>
+    <w:lsdException w:name="Table Elegant" w:semiHidden="1" w:unhideWhenUsed="1"/>
+    <w:lsdException w:name="Table Professional" w:semiHidden="1" w:unhideWhenUsed="1"/>
+    <w:lsdException w:name="Table Subtle 1" w:semiHidden="1" w:unhideWhenUsed="1"/>
+    <w:lsdException w:name="Table Subtle 2" w:semiHidden="1" w:unhideWhenUsed="1"/>
+    <w:lsdException w:name="Table Web 1" w:semiHidden="1" w:unhideWhenUsed="1"/>
+    <w:lsdException w:name="Table Web 2" w:semiHidden="1" w:unhideWhenUsed="1"/>
+    <w:lsdException w:name="Table Web 3" w:semiHidden="1" w:unhideWhenUsed="1"/>
+    <w:lsdException w:name="Table Theme" w:semiHidden="1" w:unhideWhenUsed="1"/>
+    <w:lsdException w:name="Placeholder Text" w:semiHidden="1" w:uiPriority="99" w:unhideWhenUsed="1"/>
+    <w:lsdException w:name="No Spacing" w:semiHidden="1" w:uiPriority="99" w:unhideWhenUsed="1"/>
+    <w:lsdException w:name="Light Shading" w:uiPriority="60"/>
+    <w:lsdException w:name="Light List" w:uiPriority="61"/>
+    <w:lsdException w:name="Light Grid" w:uiPriority="62"/>
+    <w:lsdException w:name="Medium Shading 1" w:uiPriority="63"/>
+    <w:lsdException w:name="Medium Shading 2" w:uiPriority="64"/>
+    <w:lsdException w:name="Medium List 1" w:uiPriority="65"/>
+    <w:lsdException w:name="Medium List 2" w:uiPriority="66"/>
+    <w:lsdException w:name="Medium Grid 1" w:uiPriority="67"/>
+    <w:lsdException w:name="Medium Grid 2" w:uiPriority="68"/>
+    <w:lsdException w:name="Medium Grid 3" w:uiPriority="69"/>
+    <w:lsdException w:name="Dark List" w:uiPriority="70"/>
+    <w:lsdException w:name="Colorful Shading" w:uiPriority="71"/>
+    <w:lsdException w:name="Colorful List" w:uiPriority="72"/>
+    <w:lsdException w:name="Colorful Grid" w:uiPriority="73"/>
+    <w:lsdException w:name="Light Shading Accent 1" w:uiPriority="60"/>
+    <w:lsdException w:name="Light List Accent 1" w:uiPriority="61"/>
+    <w:lsdException w:name="Light Grid Accent 1" w:uiPriority="62"/>
+    <w:lsdException w:name="Medium Shading 1 Accent 1" w:uiPriority="63"/>
+    <w:lsdException w:name="Medium Shading 2 Accent 1" w:uiPriority="64"/>
+    <w:lsdException w:name="Medium List 1 Accent 1" w:uiPriority="65"/>
+    <w:lsdException w:name="Revision" w:semiHidden="1" w:uiPriority="99" w:unhideWhenUsed="1"/>
+    <w:lsdException w:name="List Paragraph" w:semiHidden="1" w:uiPriority="99" w:unhideWhenUsed="1"/>
+    <w:lsdException w:name="Quote" w:semiHidden="1" w:uiPriority="99" w:unhideWhenUsed="1"/>
+    <w:lsdException w:name="Intense Quote" w:semiHidden="1" w:uiPriority="99" w:unhideWhenUsed="1"/>
+    <w:lsdException w:name="Medium List 2 Accent 1" w:uiPriority="66"/>
+    <w:lsdException w:name="Medium Grid 1 Accent 1" w:uiPriority="67"/>
+    <w:lsdException w:name="Medium Grid 2 Accent 1" w:uiPriority="68"/>
+    <w:lsdException w:name="Medium Grid 3 Accent 1" w:uiPriority="69"/>
+    <w:lsdException w:name="Dark List Accent 1" w:uiPriority="70"/>
+    <w:lsdException w:name="Colorful Shading Accent 1" w:uiPriority="71"/>
+    <w:lsdException w:name="Colorful List Accent 1" w:uiPriority="72"/>
+    <w:lsdException w:name="Colorful Grid Accent 1" w:uiPriority="73"/>
+    <w:lsdException w:name="Light Shading Accent 2" w:uiPriority="60"/>
+    <w:lsdException w:name="Light List Accent 2" w:uiPriority="61"/>
+    <w:lsdException w:name="Light Grid Accent 2" w:uiPriority="62"/>
+    <w:lsdException w:name="Medium Shading 1 Accent 2" w:uiPriority="63"/>
+    <w:lsdException w:name="Medium Shading 2 Accent 2" w:uiPriority="64"/>
+    <w:lsdException w:name="Medium List 1 Accent 2" w:uiPriority="65"/>
+    <w:lsdException w:name="Medium List 2 Accent 2" w:uiPriority="66"/>
+    <w:lsdException w:name="Medium Grid 1 Accent 2" w:uiPriority="67"/>
+    <w:lsdException w:name="Medium Grid 2 Accent 2" w:uiPriority="68"/>
+    <w:lsdException w:name="Medium Grid 3 Accent 2" w:uiPriority="69"/>
+    <w:lsdException w:name="Dark List Accent 2" w:uiPriority="70"/>
+    <w:lsdException w:name="Colorful Shading Accent 2" w:uiPriority="71"/>
+    <w:lsdException w:name="Colorful List Accent 2" w:uiPriority="72"/>
+    <w:lsdException w:name="Colorful Grid Accent 2" w:uiPriority="73"/>
+    <w:lsdException w:name="Light Shading Accent 3" w:uiPriority="60"/>
+    <w:lsdException w:name="Light List Accent 3" w:uiPriority="61"/>
+    <w:lsdException w:name="Light Grid Accent 3" w:uiPriority="62"/>
+    <w:lsdException w:name="Medium Shading 1 Accent 3" w:uiPriority="63"/>
+    <w:lsdException w:name="Medium Shading 2 Accent 3" w:uiPriority="64"/>
+    <w:lsdException w:name="Medium List 1 Accent 3" w:uiPriority="65"/>
+    <w:lsdException w:name="Medium List 2 Accent 3" w:uiPriority="66"/>
+    <w:lsdException w:name="Medium Grid 1 Accent 3" w:uiPriority="67"/>
+    <w:lsdException w:name="Medium Grid 2 Accent 3" w:uiPriority="68"/>
+    <w:lsdException w:name="Medium Grid 3 Accent 3" w:uiPriority="69"/>
+    <w:lsdException w:name="Dark List Accent 3" w:uiPriority="70"/>
+    <w:lsdException w:name="Colorful Shading Accent 3" w:uiPriority="71"/>
+    <w:lsdException w:name="Colorful List Accent 3" w:uiPriority="72"/>
+    <w:lsdException w:name="Colorful Grid Accent 3" w:uiPriority="73"/>
+    <w:lsdException w:name="Light Shading Accent 4" w:uiPriority="60"/>
+    <w:lsdException w:name="Light List Accent 4" w:uiPriority="61"/>
+    <w:lsdException w:name="Light Grid Accent 4" w:uiPriority="62"/>
+    <w:lsdException w:name="Medium Shading 1 Accent 4" w:uiPriority="63"/>
+    <w:lsdException w:name="Medium Shading 2 Accent 4" w:uiPriority="64"/>
+    <w:lsdException w:name="Medium List 1 Accent 4" w:uiPriority="65"/>
+    <w:lsdException w:name="Medium List 2 Accent 4" w:uiPriority="66"/>
+    <w:lsdException w:name="Medium Grid 1 Accent 4" w:uiPriority="67"/>
+    <w:lsdException w:name="Medium Grid 2 Accent 4" w:uiPriority="68"/>
+    <w:lsdException w:name="Medium Grid 3 Accent 4" w:uiPriority="69"/>
+    <w:lsdException w:name="Dark List Accent 4" w:uiPriority="70"/>
+    <w:lsdException w:name="Colorful Shading Accent 4" w:uiPriority="71"/>
+    <w:lsdException w:name="Colorful List Accent 4" w:uiPriority="72"/>
+    <w:lsdException w:name="Colorful Grid Accent 4" w:uiPriority="73"/>
+    <w:lsdException w:name="Light Shading Accent 5" w:uiPriority="60"/>
+    <w:lsdException w:name="Light List Accent 5" w:uiPriority="61"/>
+    <w:lsdException w:name="Light Grid Accent 5" w:uiPriority="62"/>
+    <w:lsdException w:name="Medium Shading 1 Accent 5" w:uiPriority="63"/>
+    <w:lsdException w:name="Medium Shading 2 Accent 5" w:uiPriority="64"/>
+    <w:lsdException w:name="Medium List 1 Accent 5" w:uiPriority="65"/>
+    <w:lsdException w:name="Medium List 2 Accent 5" w:uiPriority="66"/>
+    <w:lsdException w:name="Medium Grid 1 Accent 5" w:uiPriority="67"/>
+    <w:lsdException w:name="Medium Grid 2 Accent 5" w:uiPriority="68"/>
+    <w:lsdException w:name="Medium Grid 3 Accent 5" w:uiPriority="69"/>
+    <w:lsdException w:name="Dark List Accent 5" w:uiPriority="70"/>
+    <w:lsdException w:name="Colorful Shading Accent 5" w:uiPriority="71"/>
+    <w:lsdException w:name="Colorful List Accent 5" w:uiPriority="72"/>
+    <w:lsdException w:name="Colorful Grid Accent 5" w:uiPriority="73"/>
+    <w:lsdException w:name="Light Shading Accent 6" w:uiPriority="60"/>
+    <w:lsdException w:name="Light List Accent 6" w:uiPriority="61"/>
+    <w:lsdException w:name="Light Grid Accent 6" w:uiPriority="62"/>
+    <w:lsdException w:name="Medium Shading 1 Accent 6" w:uiPriority="63"/>
+    <w:lsdException w:name="Medium Shading 2 Accent 6" w:uiPriority="64"/>
+    <w:lsdException w:name="Medium List 1 Accent 6" w:uiPriority="65"/>
+    <w:lsdException w:name="Medium List 2 Accent 6" w:uiPriority="66"/>
+    <w:lsdException w:name="Medium Grid 1 Accent 6" w:uiPriority="67"/>
+    <w:lsdException w:name="Medium Grid 2 Accent 6" w:uiPriority="68"/>
+    <w:lsdException w:name="Medium Grid 3 Accent 6" w:uiPriority="69"/>
+    <w:lsdException w:name="Dark List Accent 6" w:uiPriority="70"/>
+    <w:lsdException w:name="Colorful Shading Accent 6" w:uiPriority="71"/>
+    <w:lsdException w:name="Colorful List Accent 6" w:uiPriority="72"/>
+    <w:lsdException w:name="Colorful Grid Accent 6" w:uiPriority="73"/>
+    <w:lsdException w:name="Subtle Emphasis" w:uiPriority="19" w:qFormat="1"/>
+    <w:lsdException w:name="Intense Emphasis" w:uiPriority="21" w:qFormat="1"/>
+    <w:lsdException w:name="Subtle Reference" w:uiPriority="31" w:qFormat="1"/>
+    <w:lsdException w:name="Intense Reference" w:uiPriority="32" w:qFormat="1"/>
+    <w:lsdException w:name="Book Title" w:uiPriority="33" w:qFormat="1"/>
+    <w:lsdException w:name="Bibliography" w:semiHidden="1" w:uiPriority="37" w:unhideWhenUsed="1"/>
+    <w:lsdException w:name="TOC Heading" w:semiHidden="1" w:uiPriority="39" w:unhideWhenUsed="1" w:qFormat="1"/>
+    <w:lsdException w:name="Plain Table 1" w:uiPriority="41"/>
+    <w:lsdException w:name="Plain Table 2" w:uiPriority="42"/>
+    <w:lsdException w:name="Plain Table 3" w:uiPriority="43"/>
+    <w:lsdException w:name="Plain Table 4" w:uiPriority="44"/>
+    <w:lsdException w:name="Plain Table 5" w:uiPriority="45"/>
+    <w:lsdException w:name="Grid Table Light" w:uiPriority="40"/>
+    <w:lsdException w:name="Grid Table 1 Light" w:uiPriority="46"/>
+    <w:lsdException w:name="Grid Table 2" w:uiPriority="47"/>
+    <w:lsdException w:name="Grid Table 3" w:uiPriority="48"/>
+    <w:lsdException w:name="Grid Table 4" w:uiPriority="49"/>
+    <w:lsdException w:name="Grid Table 5 Dark" w:uiPriority="50"/>
+    <w:lsdException w:name="Grid Table 6 Colorful" w:uiPriority="51"/>
+    <w:lsdException w:name="Grid Table 7 Colorful" w:uiPriority="52"/>
+    <w:lsdException w:name="Grid Table 1 Light Accent 1" w:uiPriority="46"/>
+    <w:lsdException w:name="Grid Table 2 Accent 1" w:uiPriority="47"/>
+    <w:lsdException w:name="Grid Table 3 Accent 1" w:uiPriority="48"/>
+    <w:lsdException w:name="Grid Table 4 Accent 1" w:uiPriority="49"/>
+    <w:lsdException w:name="Grid Table 5 Dark Accent 1" w:uiPriority="50"/>
+    <w:lsdException w:name="Grid Table 6 Colorful Accent 1" w:uiPriority="51"/>
+    <w:lsdException w:name="Grid Table 7 Colorful Accent 1" w:uiPriority="52"/>
+    <w:lsdException w:name="Grid Table 1 Light Accent 2" w:uiPriority="46"/>
+    <w:lsdException w:name="Grid Table 2 Accent 2" w:uiPriority="47"/>
+    <w:lsdException w:name="Grid Table 3 Accent 2" w:uiPriority="48"/>
+    <w:lsdException w:name="Grid Table 4 Accent 2" w:uiPriority="49"/>
+    <w:lsdException w:name="Grid Table 5 Dark Accent 2" w:uiPriority="50"/>
+    <w:lsdException w:name="Grid Table 6 Colorful Accent 2" w:uiPriority="51"/>
+    <w:lsdException w:name="Grid Table 7 Colorful Accent 2" w:uiPriority="52"/>
+    <w:lsdException w:name="Grid Table 1 Light Accent 3" w:uiPriority="46"/>
+    <w:lsdException w:name="Grid Table 2 Accent 3" w:uiPriority="47"/>
+    <w:lsdException w:name="Grid Table 3 Accent 3" w:uiPriority="48"/>
+    <w:lsdException w:name="Grid Table 4 Accent 3" w:uiPriority="49"/>
+    <w:lsdException w:name="Grid Table 5 Dark Accent 3" w:uiPriority="50"/>
+    <w:lsdException w:name="Grid Table 6 Colorful Accent 3" w:uiPriority="51"/>
+    <w:lsdException w:name="Grid Table 7 Colorful Accent 3" w:uiPriority="52"/>
+    <w:lsdException w:name="Grid Table 1 Light Accent 4" w:uiPriority="46"/>
+    <w:lsdException w:name="Grid Table 2 Accent 4" w:uiPriority="47"/>
+    <w:lsdException w:name="Grid Table 3 Accent 4" w:uiPriority="48"/>
+    <w:lsdException w:name="Grid Table 4 Accent 4" w:uiPriority="49"/>
+    <w:lsdException w:name="Grid Table 5 Dark Accent 4" w:uiPriority="50"/>
+    <w:lsdException w:name="Grid Table 6 Colorful Accent 4" w:uiPriority="51"/>
+    <w:lsdException w:name="Grid Table 7 Colorful Accent 4" w:uiPriority="52"/>
+    <w:lsdException w:name="Grid Table 1 Light Accent 5" w:uiPriority="46"/>
+    <w:lsdException w:name="Grid Table 2 Accent 5" w:uiPriority="47"/>
+    <w:lsdException w:name="Grid Table 3 Accent 5" w:uiPriority="48"/>
+    <w:lsdException w:name="Grid Table 4 Accent 5" w:uiPriority="49"/>
+    <w:lsdException w:name="Grid Table 5 Dark Accent 5" w:uiPriority="50"/>
+    <w:lsdException w:name="Grid Table 6 Colorful Accent 5" w:uiPriority="51"/>
+    <w:lsdException w:name="Grid Table 7 Colorful Accent 5" w:uiPriority="52"/>
+    <w:lsdException w:name="Grid Table 1 Light Accent 6" w:uiPriority="46"/>
+    <w:lsdException w:name="Grid Table 2 Accent 6" w:uiPriority="47"/>
+    <w:lsdException w:name="Grid Table 3 Accent 6" w:uiPriority="48"/>
+    <w:lsdException w:name="Grid Table 4 Accent 6" w:uiPriority="49"/>
+    <w:lsdException w:name="Grid Table 5 Dark Accent 6" w:uiPriority="50"/>
+    <w:lsdException w:name="Grid Table 6 Colorful Accent 6" w:uiPriority="51"/>
+    <w:lsdException w:name="Grid Table 7 Colorful Accent 6" w:uiPriority="52"/>
+    <w:lsdException w:name="List Table 1 Light" w:uiPriority="46"/>
+    <w:lsdException w:name="List Table 2" w:uiPriority="47"/>
+    <w:lsdException w:name="List Table 3" w:uiPriority="48"/>
+    <w:lsdException w:name="List Table 4" w:uiPriority="49"/>
+    <w:lsdException w:name="List Table 5 Dark" w:uiPriority="50"/>
+    <w:lsdException w:name="List Table 6 Colorful" w:uiPriority="51"/>
+    <w:lsdException w:name="List Table 7 Colorful" w:uiPriority="52"/>
+    <w:lsdException w:name="List Table 1 Light Accent 1" w:uiPriority="46"/>
+    <w:lsdException w:name="List Table 2 Accent 1" w:uiPriority="47"/>
+    <w:lsdException w:name="List Table 3 Accent 1" w:uiPriority="48"/>
+    <w:lsdException w:name="List Table 4 Accent 1" w:uiPriority="49"/>
+    <w:lsdException w:name="List Table 5 Dark Accent 1" w:uiPriority="50"/>
+    <w:lsdException w:name="List Table 6 Colorful Accent 1" w:uiPriority="51"/>
+    <w:lsdException w:name="List Table 7 Colorful Accent 1" w:uiPriority="52"/>
+    <w:lsdException w:name="List Table 1 Light Accent 2" w:uiPriority="46"/>
+    <w:lsdException w:name="List Table 2 Accent 2" w:uiPriority="47"/>
+    <w:lsdException w:name="List Table 3 Accent 2" w:uiPriority="48"/>
+    <w:lsdException w:name="List Table 4 Accent 2" w:uiPriority="49"/>
+    <w:lsdException w:name="List Table 5 Dark Accent 2" w:uiPriority="50"/>
+    <w:lsdException w:name="List Table 6 Colorful Accent 2" w:uiPriority="51"/>
+    <w:lsdException w:name="List Table 7 Colorful Accent 2" w:uiPriority="52"/>
+    <w:lsdException w:name="List Table 1 Light Accent 3" w:uiPriority="46"/>
+    <w:lsdException w:name="List Table 2 Accent 3" w:uiPriority="47"/>
+    <w:lsdException w:name="List Table 3 Accent 3" w:uiPriority="48"/>
+    <w:lsdException w:name="List Table 4 Accent 3" w:uiPriority="49"/>
+    <w:lsdException w:name="List Table 5 Dark Accent 3" w:uiPriority="50"/>
+    <w:lsdException w:name="List Table 6 Colorful Accent 3" w:uiPriority="51"/>
+    <w:lsdException w:name="List Table 7 Colorful Accent 3" w:uiPriority="52"/>
+    <w:lsdException w:name="List Table 1 Light Accent 4" w:uiPriority="46"/>
+    <w:lsdException w:name="List Table 2 Accent 4" w:uiPriority="47"/>
+    <w:lsdException w:name="List Table 3 Accent 4" w:uiPriority="48"/>
+    <w:lsdException w:name="List Table 4 Accent 4" w:uiPriority="49"/>
+    <w:lsdException w:name="List Table 5 Dark Accent 4" w:uiPriority="50"/>
+    <w:lsdException w:name="List Table 6 Colorful Accent 4" w:uiPriority="51"/>
+    <w:lsdException w:name="List Table 7 Colorful Accent 4" w:uiPriority="52"/>
+    <w:lsdException w:name="List Table 1 Light Accent 5" w:uiPriority="46"/>
+    <w:lsdException w:name="List Table 2 Accent 5" w:uiPriority="47"/>
+    <w:lsdException w:name="List Table 3 Accent 5" w:uiPriority="48"/>
+    <w:lsdException w:name="List Table 4 Accent 5" w:uiPriority="49"/>
+    <w:lsdException w:name="List Table 5 Dark Accent 5" w:uiPriority="50"/>
+    <w:lsdException w:name="List Table 6 Colorful Accent 5" w:uiPriority="51"/>
+    <w:lsdException w:name="List Table 7 Colorful Accent 5" w:uiPriority="52"/>
+    <w:lsdException w:name="List Table 1 Light Accent 6" w:uiPriority="46"/>
+    <w:lsdException w:name="List Table 2 Accent 6" w:uiPriority="47"/>
+    <w:lsdException w:name="List Table 3 Accent 6" w:uiPriority="48"/>
+    <w:lsdException w:name="List Table 4 Accent 6" w:uiPriority="49"/>
+    <w:lsdException w:name="List Table 5 Dark Accent 6" w:uiPriority="50"/>
+    <w:lsdException w:name="List Table 6 Colorful Accent 6" w:uiPriority="51"/>
+    <w:lsdException w:name="List Table 7 Colorful Accent 6" w:uiPriority="52"/>
+    <w:lsdException w:name="Mention" w:semiHidden="1" w:uiPriority="99" w:unhideWhenUsed="1"/>
+    <w:lsdException w:name="Smart Hyperlink" w:semiHidden="1" w:uiPriority="99" w:unhideWhenUsed="1"/>
+    <w:lsdException w:name="Hashtag" w:semiHidden="1" w:uiPriority="99" w:unhideWhenUsed="1"/>
+    <w:lsdException w:name="Unresolved Mention" w:semiHidden="1" w:uiPriority="99" w:unhideWhenUsed="1"/>
+    <w:lsdException w:name="Smart Link" w:semiHidden="1" w:uiPriority="99" w:unhideWhenUsed="1"/>
   </w:latentStyles>
-  <w:style w:type="paragraph" w:default="1" w:styleId="1">
+  <w:style w:type="paragraph" w:default="1" w:styleId="Normal">
     <w:name w:val="Normal"/>
     <w:qFormat/>
-    <w:uiPriority w:val="0"/>
     <w:rPr>
-      <w:rFonts w:asciiTheme="minorHAnsi" w:hAnsiTheme="minorHAnsi" w:eastAsiaTheme="minorEastAsia" w:cstheme="minorBidi"/>
-      <w:lang w:val="en-US" w:eastAsia="zh-CN" w:bidi="ar-SA"/>
+      <w:rFonts w:asciiTheme="minorHAnsi" w:eastAsiaTheme="minorEastAsia" w:hAnsiTheme="minorHAnsi" w:cstheme="minorBidi"/>
+      <w:lang w:val="en-US" w:eastAsia="zh-CN"/>
     </w:rPr>
   </w:style>
-  <w:style w:type="character" w:default="1" w:styleId="2">
+  <w:style w:type="character" w:default="1" w:styleId="DefaultParagraphFont">
     <w:name w:val="Default Paragraph Font"/>
+    <w:uiPriority w:val="1"/>
     <w:semiHidden/>
-    <w:uiPriority w:val="0"/>
+    <w:unhideWhenUsed/>
   </w:style>
-  <w:style w:type="table" w:default="1" w:styleId="3">
+  <w:style w:type="table" w:default="1" w:styleId="TableNormal">
     <w:name w:val="Normal Table"/>
+    <w:uiPriority w:val="99"/>
     <w:semiHidden/>
-    <w:qFormat/>
-    <w:uiPriority w:val="0"/>
+    <w:unhideWhenUsed/>
     <w:tblPr>
+      <w:tblInd w:w="0" w:type="dxa"/>
       <w:tblCellMar>
         <w:top w:w="0" w:type="dxa"/>
         <w:left w:w="108" w:type="dxa"/>
@@ -1146,13 +2198,57 @@
       </w:tblCellMar>
     </w:tblPr>
   </w:style>
-  <w:style w:type="character" w:styleId="4">
+  <w:style w:type="numbering" w:default="1" w:styleId="NoList">
+    <w:name w:val="No List"/>
+    <w:uiPriority w:val="99"/>
+    <w:semiHidden/>
+    <w:unhideWhenUsed/>
+  </w:style>
+  <w:style w:type="character" w:styleId="Hyperlink">
     <w:name w:val="Hyperlink"/>
-    <w:basedOn w:val="2"/>
-    <w:uiPriority w:val="0"/>
+    <w:basedOn w:val="DefaultParagraphFont"/>
     <w:rPr>
       <w:color w:val="0000FF"/>
       <w:u w:val="single"/>
+    </w:rPr>
+  </w:style>
+  <w:style w:type="paragraph" w:styleId="NormalWeb">
+    <w:name w:val="Normal (Web)"/>
+    <w:basedOn w:val="Normal"/>
+    <w:uiPriority w:val="99"/>
+    <w:unhideWhenUsed/>
+    <w:rsid w:val="0071532C"/>
+    <w:pPr>
+      <w:spacing w:before="100" w:beforeAutospacing="1" w:after="100" w:afterAutospacing="1"/>
+    </w:pPr>
+    <w:rPr>
+      <w:rFonts w:ascii="Times New Roman" w:eastAsia="Times New Roman" w:hAnsi="Times New Roman" w:cs="Times New Roman"/>
+      <w:sz w:val="24"/>
+      <w:szCs w:val="24"/>
+      <w:lang w:val="en-IN" w:eastAsia="en-IN"/>
+    </w:rPr>
+  </w:style>
+  <w:style w:type="character" w:styleId="HTMLCode">
+    <w:name w:val="HTML Code"/>
+    <w:basedOn w:val="DefaultParagraphFont"/>
+    <w:uiPriority w:val="99"/>
+    <w:unhideWhenUsed/>
+    <w:rsid w:val="0071532C"/>
+    <w:rPr>
+      <w:rFonts w:ascii="Courier New" w:eastAsia="Times New Roman" w:hAnsi="Courier New" w:cs="Courier New"/>
+      <w:sz w:val="20"/>
+      <w:szCs w:val="20"/>
+    </w:rPr>
+  </w:style>
+  <w:style w:type="character" w:styleId="Strong">
+    <w:name w:val="Strong"/>
+    <w:basedOn w:val="DefaultParagraphFont"/>
+    <w:uiPriority w:val="22"/>
+    <w:qFormat/>
+    <w:rsid w:val="0071532C"/>
+    <w:rPr>
+      <w:b/>
+      <w:bCs/>
     </w:rPr>
   </w:style>
 </w:styles>
@@ -1410,5 +2506,6 @@
     </a:fmtScheme>
   </a:themeElements>
   <a:objectDefaults/>
+  <a:extraClrSchemeLst/>
 </a:theme>
 </file>